--- a/Курсовая_работа№2_Иванченко_Павла.docx
+++ b/Курсовая_работа№2_Иванченко_Павла.docx
@@ -598,70 +598,7 @@
           <w:sz w:val="28"/>
           <w:szCs w:val="28"/>
         </w:rPr>
-        <w:t>преподаватель+</w:t>
-      </w:r>
-      <w:r>
-        <w:rPr>
-          <w:rFonts w:ascii="Times New Roman" w:hAnsi="Times New Roman" w:cs="Times New Roman"/>
-          <w:color w:val="000000"/>
-          <w:sz w:val="28"/>
-          <w:szCs w:val="28"/>
-        </w:rPr>
-        <w:t xml:space="preserve"> </w:t>
-      </w:r>
-      <w:r>
-        <w:rPr>
-          <w:rFonts w:ascii="Times New Roman" w:hAnsi="Times New Roman" w:cs="Times New Roman"/>
-          <w:color w:val="000000"/>
-          <w:sz w:val="28"/>
-          <w:szCs w:val="28"/>
-        </w:rPr>
-        <w:t>__________</w:t>
-      </w:r>
-      <w:r>
-        <w:rPr>
-          <w:rFonts w:ascii="Times New Roman" w:hAnsi="Times New Roman" w:cs="Times New Roman"/>
-          <w:color w:val="000000"/>
-          <w:sz w:val="28"/>
-          <w:szCs w:val="28"/>
-        </w:rPr>
-        <w:t xml:space="preserve">______________________________ </w:t>
-      </w:r>
-      <w:r>
-        <w:rPr>
-          <w:rFonts w:ascii="Times New Roman" w:hAnsi="Times New Roman" w:cs="Times New Roman"/>
-          <w:color w:val="000000"/>
-          <w:sz w:val="28"/>
-          <w:szCs w:val="28"/>
-        </w:rPr>
-        <w:t>Е</w:t>
-      </w:r>
-      <w:r>
-        <w:rPr>
-          <w:rFonts w:ascii="Times New Roman" w:hAnsi="Times New Roman" w:cs="Times New Roman"/>
-          <w:color w:val="000000"/>
-          <w:sz w:val="28"/>
-          <w:szCs w:val="28"/>
-        </w:rPr>
-        <w:t>.</w:t>
-      </w:r>
-      <w:r>
-        <w:rPr>
-          <w:rFonts w:ascii="Times New Roman" w:hAnsi="Times New Roman" w:cs="Times New Roman"/>
-          <w:color w:val="000000"/>
-          <w:sz w:val="28"/>
-          <w:szCs w:val="28"/>
-        </w:rPr>
-        <w:t>А</w:t>
-      </w:r>
-      <w:r>
-        <w:rPr>
-          <w:rFonts w:ascii="Times New Roman" w:hAnsi="Times New Roman" w:cs="Times New Roman"/>
-          <w:color w:val="000000"/>
-          <w:sz w:val="28"/>
-          <w:szCs w:val="28"/>
-        </w:rPr>
-        <w:t xml:space="preserve">. </w:t>
+        <w:t xml:space="preserve">преподаватель+ ________________________________________ Е.А. </w:t>
       </w:r>
       <w:proofErr w:type="spellStart"/>
       <w:r>
@@ -2976,6 +2913,13 @@
     <w:p>
       <w:pPr>
         <w:pStyle w:val="1"/>
+        <w:numPr>
+          <w:ilvl w:val="1"/>
+          <w:numId w:val="15"/>
+        </w:numPr>
+        <w:rPr>
+          <w:lang w:val="en-US"/>
+        </w:rPr>
       </w:pPr>
       <w:hyperlink w:anchor="_Toc184992823" w:history="1">
         <w:r>
@@ -2984,7 +2928,7 @@
             <w:color w:val="auto"/>
             <w:u w:val="none"/>
           </w:rPr>
-          <w:t>1.2 Проектирование приложения</w:t>
+          <w:t>Проектирование приложения</w:t>
         </w:r>
         <w:r>
           <w:rPr>
@@ -2993,6 +2937,620 @@
           <w:tab/>
         </w:r>
       </w:hyperlink>
+    </w:p>
+    <w:p>
+      <w:pPr>
+        <w:rPr>
+          <w:lang w:val="en-US"/>
+        </w:rPr>
+      </w:pPr>
+    </w:p>
+    <w:p>
+      <w:pPr>
+        <w:pStyle w:val="afc"/>
+      </w:pPr>
+      <w:r>
+        <w:t xml:space="preserve">Для того, чтобы создать веб-приложение, которое будет работать корректно и стабильно, в первую очередь необходимо правильно поставить задачу. Чтобы это сделать, зададим список функциональных требований </w:t>
+      </w:r>
+      <w:r>
+        <w:t>—</w:t>
+      </w:r>
+      <w:r>
+        <w:t xml:space="preserve"> действий, которые будет совершать программа.</w:t>
+      </w:r>
+    </w:p>
+    <w:p>
+      <w:pPr>
+        <w:pStyle w:val="afc"/>
+      </w:pPr>
+      <w:r>
+        <w:t xml:space="preserve">Одной из ключевых функций является система личных кабинетов, которая позволит предоставлять разные возможности для пользователей из разных групп: </w:t>
+      </w:r>
+      <w:r>
+        <w:t>«</w:t>
+      </w:r>
+      <w:r>
+        <w:t>студентов</w:t>
+      </w:r>
+      <w:r>
+        <w:t>»</w:t>
+      </w:r>
+      <w:r>
+        <w:t xml:space="preserve">, </w:t>
+      </w:r>
+      <w:r>
+        <w:t>«</w:t>
+      </w:r>
+      <w:r>
+        <w:t>репортеров</w:t>
+      </w:r>
+      <w:r>
+        <w:t>»</w:t>
+      </w:r>
+      <w:r>
+        <w:t xml:space="preserve"> и </w:t>
+      </w:r>
+      <w:r>
+        <w:t>«</w:t>
+      </w:r>
+      <w:r>
+        <w:t>организаторов</w:t>
+      </w:r>
+      <w:r>
+        <w:t>»</w:t>
+      </w:r>
+      <w:r>
+        <w:t xml:space="preserve">. </w:t>
+      </w:r>
+    </w:p>
+    <w:p>
+      <w:pPr>
+        <w:pStyle w:val="afc"/>
+      </w:pPr>
+      <w:r>
+        <w:t>Для пользователей из группы студентов будет доступен следующий функционал:</w:t>
+      </w:r>
+    </w:p>
+    <w:p>
+      <w:pPr>
+        <w:pStyle w:val="afc"/>
+        <w:numPr>
+          <w:ilvl w:val="0"/>
+          <w:numId w:val="17"/>
+        </w:numPr>
+        <w:ind w:left="0" w:firstLine="709"/>
+      </w:pPr>
+      <w:r>
+        <w:t>регистрация личного кабинета/вход в личный кабинет;</w:t>
+      </w:r>
+    </w:p>
+    <w:p>
+      <w:pPr>
+        <w:pStyle w:val="afc"/>
+        <w:numPr>
+          <w:ilvl w:val="0"/>
+          <w:numId w:val="17"/>
+        </w:numPr>
+        <w:ind w:left="0" w:firstLine="709"/>
+      </w:pPr>
+      <w:r>
+        <w:t>изменение данных в личном кабинете;</w:t>
+      </w:r>
+    </w:p>
+    <w:p>
+      <w:pPr>
+        <w:pStyle w:val="afc"/>
+        <w:numPr>
+          <w:ilvl w:val="0"/>
+          <w:numId w:val="17"/>
+        </w:numPr>
+        <w:ind w:left="0" w:firstLine="709"/>
+      </w:pPr>
+      <w:r>
+        <w:lastRenderedPageBreak/>
+        <w:t>просмотр страниц</w:t>
+      </w:r>
+      <w:r>
+        <w:t>ы</w:t>
+      </w:r>
+      <w:r>
+        <w:t xml:space="preserve"> с календарем событий;</w:t>
+      </w:r>
+    </w:p>
+    <w:p>
+      <w:pPr>
+        <w:pStyle w:val="afc"/>
+        <w:numPr>
+          <w:ilvl w:val="0"/>
+          <w:numId w:val="17"/>
+        </w:numPr>
+        <w:ind w:left="0" w:firstLine="709"/>
+      </w:pPr>
+      <w:r>
+        <w:t>просмотр подробной информации о событии;</w:t>
+      </w:r>
+    </w:p>
+    <w:p>
+      <w:pPr>
+        <w:pStyle w:val="afc"/>
+        <w:numPr>
+          <w:ilvl w:val="0"/>
+          <w:numId w:val="17"/>
+        </w:numPr>
+        <w:ind w:left="0" w:firstLine="709"/>
+      </w:pPr>
+      <w:r>
+        <w:t>добавление событий в список «Желаю посетить»;</w:t>
+      </w:r>
+    </w:p>
+    <w:p>
+      <w:pPr>
+        <w:pStyle w:val="afc"/>
+        <w:numPr>
+          <w:ilvl w:val="0"/>
+          <w:numId w:val="17"/>
+        </w:numPr>
+        <w:ind w:left="0" w:firstLine="709"/>
+      </w:pPr>
+      <w:r>
+        <w:t>добавление пользователей-«организаторов» в список «Отслеживать»;</w:t>
+      </w:r>
+    </w:p>
+    <w:p>
+      <w:pPr>
+        <w:pStyle w:val="afc"/>
+        <w:numPr>
+          <w:ilvl w:val="0"/>
+          <w:numId w:val="17"/>
+        </w:numPr>
+        <w:ind w:left="0" w:firstLine="709"/>
+      </w:pPr>
+      <w:r>
+        <w:t>управление настройками уведомлений;</w:t>
+      </w:r>
+    </w:p>
+    <w:p>
+      <w:pPr>
+        <w:pStyle w:val="afc"/>
+        <w:numPr>
+          <w:ilvl w:val="0"/>
+          <w:numId w:val="17"/>
+        </w:numPr>
+        <w:ind w:left="0" w:firstLine="709"/>
+      </w:pPr>
+      <w:r>
+        <w:t>просмотр страницы с лентой новостей;</w:t>
+      </w:r>
+    </w:p>
+    <w:p>
+      <w:pPr>
+        <w:pStyle w:val="afc"/>
+        <w:numPr>
+          <w:ilvl w:val="0"/>
+          <w:numId w:val="17"/>
+        </w:numPr>
+        <w:ind w:left="0" w:firstLine="709"/>
+      </w:pPr>
+      <w:r>
+        <w:t>просмотр подробной информации о новости;</w:t>
+      </w:r>
+    </w:p>
+    <w:p>
+      <w:pPr>
+        <w:pStyle w:val="afc"/>
+        <w:numPr>
+          <w:ilvl w:val="0"/>
+          <w:numId w:val="17"/>
+        </w:numPr>
+        <w:ind w:left="0" w:firstLine="709"/>
+      </w:pPr>
+      <w:r>
+        <w:t>возможность оставлять комментарии под постами с новостями;</w:t>
+      </w:r>
+    </w:p>
+    <w:p>
+      <w:pPr>
+        <w:pStyle w:val="afc"/>
+        <w:numPr>
+          <w:ilvl w:val="0"/>
+          <w:numId w:val="17"/>
+        </w:numPr>
+        <w:ind w:left="0" w:firstLine="709"/>
+      </w:pPr>
+      <w:r>
+        <w:t>возможность оценить новость</w:t>
+      </w:r>
+      <w:r>
+        <w:t>.</w:t>
+      </w:r>
+    </w:p>
+    <w:p>
+      <w:pPr>
+        <w:pStyle w:val="afc"/>
+      </w:pPr>
+      <w:r>
+        <w:t>Этот функционал является базовым для любого зарегистрированного пользователя</w:t>
+      </w:r>
+      <w:r>
+        <w:t xml:space="preserve">. </w:t>
+      </w:r>
+    </w:p>
+    <w:p>
+      <w:pPr>
+        <w:pStyle w:val="afc"/>
+      </w:pPr>
+      <w:r>
+        <w:t>Для «репортеров» введем дополнительные возможности:</w:t>
+      </w:r>
+    </w:p>
+    <w:p>
+      <w:pPr>
+        <w:pStyle w:val="afc"/>
+        <w:numPr>
+          <w:ilvl w:val="0"/>
+          <w:numId w:val="17"/>
+        </w:numPr>
+        <w:ind w:left="0" w:firstLine="709"/>
+      </w:pPr>
+      <w:r>
+        <w:t>создание постов для ленты новостей;</w:t>
+      </w:r>
+    </w:p>
+    <w:p>
+      <w:pPr>
+        <w:pStyle w:val="afc"/>
+        <w:numPr>
+          <w:ilvl w:val="0"/>
+          <w:numId w:val="17"/>
+        </w:numPr>
+        <w:ind w:left="0" w:firstLine="709"/>
+      </w:pPr>
+      <w:r>
+        <w:t>редактирование собственных постов;</w:t>
+      </w:r>
+    </w:p>
+    <w:p>
+      <w:pPr>
+        <w:pStyle w:val="afc"/>
+        <w:numPr>
+          <w:ilvl w:val="0"/>
+          <w:numId w:val="17"/>
+        </w:numPr>
+        <w:ind w:left="0" w:firstLine="709"/>
+      </w:pPr>
+      <w:r>
+        <w:t>удаление собственных постов.</w:t>
+      </w:r>
+    </w:p>
+    <w:p>
+      <w:pPr>
+        <w:pStyle w:val="afc"/>
+      </w:pPr>
+      <w:r>
+        <w:t>Пользователи</w:t>
+      </w:r>
+      <w:r>
+        <w:t>-</w:t>
+      </w:r>
+      <w:r>
+        <w:t>«организаторы» смогут осуществлять все вышеперечисленные действия</w:t>
+      </w:r>
+      <w:r>
+        <w:t>, а также получат следующие возможности:</w:t>
+      </w:r>
+    </w:p>
+    <w:p>
+      <w:pPr>
+        <w:pStyle w:val="afc"/>
+        <w:numPr>
+          <w:ilvl w:val="0"/>
+          <w:numId w:val="17"/>
+        </w:numPr>
+        <w:ind w:left="0" w:firstLine="709"/>
+      </w:pPr>
+      <w:r>
+        <w:t>назначать пользователей «редакторами»;</w:t>
+      </w:r>
+    </w:p>
+    <w:p>
+      <w:pPr>
+        <w:pStyle w:val="afc"/>
+        <w:numPr>
+          <w:ilvl w:val="0"/>
+          <w:numId w:val="17"/>
+        </w:numPr>
+        <w:ind w:left="0" w:firstLine="709"/>
+      </w:pPr>
+      <w:r>
+        <w:t>создавать посты для календаря событий;</w:t>
+      </w:r>
+    </w:p>
+    <w:p>
+      <w:pPr>
+        <w:pStyle w:val="afc"/>
+        <w:numPr>
+          <w:ilvl w:val="0"/>
+          <w:numId w:val="17"/>
+        </w:numPr>
+        <w:ind w:left="0" w:firstLine="709"/>
+      </w:pPr>
+      <w:r>
+        <w:t>редактировать посты для календаря событий;</w:t>
+      </w:r>
+    </w:p>
+    <w:p>
+      <w:pPr>
+        <w:pStyle w:val="afc"/>
+        <w:numPr>
+          <w:ilvl w:val="0"/>
+          <w:numId w:val="17"/>
+        </w:numPr>
+        <w:ind w:left="0" w:firstLine="709"/>
+      </w:pPr>
+      <w:r>
+        <w:t>удалять посты для календаря событий;</w:t>
+      </w:r>
+    </w:p>
+    <w:p>
+      <w:pPr>
+        <w:pStyle w:val="afc"/>
+        <w:numPr>
+          <w:ilvl w:val="0"/>
+          <w:numId w:val="17"/>
+        </w:numPr>
+        <w:ind w:left="0" w:firstLine="709"/>
+      </w:pPr>
+      <w:r>
+        <w:t>просматривать статистику поста из календаря событий и ленты новостей.</w:t>
+      </w:r>
+    </w:p>
+    <w:p>
+      <w:pPr>
+        <w:pStyle w:val="afc"/>
+      </w:pPr>
+      <w:r>
+        <w:t xml:space="preserve">На основе данных функциональных требований, составим диаграмму вариантов использования, т.е. </w:t>
+      </w:r>
+      <w:r>
+        <w:rPr>
+          <w:lang w:val="en-US"/>
+        </w:rPr>
+        <w:t>use</w:t>
+      </w:r>
+      <w:r>
+        <w:t>-</w:t>
+      </w:r>
+      <w:r>
+        <w:rPr>
+          <w:lang w:val="en-US"/>
+        </w:rPr>
+        <w:t>case</w:t>
+      </w:r>
+      <w:r>
+        <w:t xml:space="preserve"> </w:t>
+      </w:r>
+      <w:r>
+        <w:t xml:space="preserve">диаграмму, </w:t>
+      </w:r>
+      <w:r>
+        <w:t>которая поможет визуализировать все требования и упростить их восприятие.</w:t>
+      </w:r>
+    </w:p>
+    <w:p>
+      <w:pPr>
+        <w:pStyle w:val="afc"/>
+        <w:ind w:firstLine="0"/>
+        <w:jc w:val="center"/>
+      </w:pPr>
+      <w:r>
+        <w:t xml:space="preserve">Рис.1  </w:t>
+      </w:r>
+      <w:r>
+        <w:sym w:font="Symbol" w:char="F02D"/>
+      </w:r>
+      <w:r>
+        <w:t xml:space="preserve"> </w:t>
+      </w:r>
+      <w:r>
+        <w:rPr>
+          <w:lang w:val="en-US"/>
+        </w:rPr>
+        <w:t>Use</w:t>
+      </w:r>
+      <w:r>
+        <w:t>-</w:t>
+      </w:r>
+      <w:r>
+        <w:rPr>
+          <w:lang w:val="en-US"/>
+        </w:rPr>
+        <w:t>case</w:t>
+      </w:r>
+      <w:r>
+        <w:t xml:space="preserve"> </w:t>
+      </w:r>
+      <w:r>
+        <w:t>диаграмма для пользователей-«студентов»</w:t>
+      </w:r>
+    </w:p>
+    <w:p>
+      <w:pPr>
+        <w:pStyle w:val="afc"/>
+        <w:jc w:val="center"/>
+      </w:pPr>
+    </w:p>
+    <w:p>
+      <w:pPr>
+        <w:pStyle w:val="afc"/>
+        <w:ind w:firstLine="0"/>
+        <w:jc w:val="center"/>
+      </w:pPr>
+      <w:r>
+        <w:lastRenderedPageBreak/>
+        <w:t>Рис.</w:t>
+      </w:r>
+      <w:r>
+        <w:t>2</w:t>
+      </w:r>
+      <w:r>
+        <w:t xml:space="preserve">  </w:t>
+      </w:r>
+      <w:r>
+        <w:sym w:font="Symbol" w:char="F02D"/>
+      </w:r>
+      <w:r>
+        <w:t xml:space="preserve"> </w:t>
+      </w:r>
+      <w:r>
+        <w:rPr>
+          <w:lang w:val="en-US"/>
+        </w:rPr>
+        <w:t>Use</w:t>
+      </w:r>
+      <w:r>
+        <w:t>-</w:t>
+      </w:r>
+      <w:r>
+        <w:rPr>
+          <w:lang w:val="en-US"/>
+        </w:rPr>
+        <w:t>case</w:t>
+      </w:r>
+      <w:r>
+        <w:t xml:space="preserve"> </w:t>
+      </w:r>
+      <w:r>
+        <w:t>диаграмма для пользователей-«</w:t>
+      </w:r>
+      <w:r>
+        <w:t>репортеров</w:t>
+      </w:r>
+      <w:r>
+        <w:t>»</w:t>
+      </w:r>
+    </w:p>
+    <w:p>
+      <w:pPr>
+        <w:pStyle w:val="afc"/>
+        <w:jc w:val="center"/>
+      </w:pPr>
+    </w:p>
+    <w:p>
+      <w:pPr>
+        <w:pStyle w:val="afc"/>
+        <w:ind w:firstLine="0"/>
+        <w:jc w:val="center"/>
+      </w:pPr>
+      <w:r>
+        <w:t>Рис.</w:t>
+      </w:r>
+      <w:r>
+        <w:t>3</w:t>
+      </w:r>
+      <w:r>
+        <w:t xml:space="preserve">  </w:t>
+      </w:r>
+      <w:r>
+        <w:sym w:font="Symbol" w:char="F02D"/>
+      </w:r>
+      <w:r>
+        <w:t xml:space="preserve"> </w:t>
+      </w:r>
+      <w:r>
+        <w:rPr>
+          <w:lang w:val="en-US"/>
+        </w:rPr>
+        <w:t>Use</w:t>
+      </w:r>
+      <w:r>
+        <w:t>-</w:t>
+      </w:r>
+      <w:r>
+        <w:rPr>
+          <w:lang w:val="en-US"/>
+        </w:rPr>
+        <w:t>case</w:t>
+      </w:r>
+      <w:r>
+        <w:t xml:space="preserve"> </w:t>
+      </w:r>
+      <w:r>
+        <w:t>диаграмма для пользователей-«</w:t>
+      </w:r>
+      <w:r>
+        <w:t>организаторов</w:t>
+      </w:r>
+      <w:r>
+        <w:t>»</w:t>
+      </w:r>
+    </w:p>
+    <w:p/>
+    <w:p>
+      <w:pPr>
+        <w:pStyle w:val="afc"/>
+      </w:pPr>
+      <w:r>
+        <w:t>Однако не стоит забывать и про пользователей, которые не зарегистрированы в системе. Для них функционал будет урезан, а диаграмма вариантов использования будет выглядеть следующим образом:</w:t>
+      </w:r>
+    </w:p>
+    <w:p>
+      <w:pPr>
+        <w:pStyle w:val="afc"/>
+      </w:pPr>
+    </w:p>
+    <w:p>
+      <w:pPr>
+        <w:pStyle w:val="afc"/>
+        <w:ind w:firstLine="0"/>
+        <w:jc w:val="center"/>
+      </w:pPr>
+      <w:r>
+        <w:t>Рис.</w:t>
+      </w:r>
+      <w:r>
+        <w:t>4</w:t>
+      </w:r>
+      <w:r>
+        <w:t xml:space="preserve">  </w:t>
+      </w:r>
+      <w:r>
+        <w:sym w:font="Symbol" w:char="F02D"/>
+      </w:r>
+      <w:r>
+        <w:t xml:space="preserve"> </w:t>
+      </w:r>
+      <w:r>
+        <w:rPr>
+          <w:lang w:val="en-US"/>
+        </w:rPr>
+        <w:t>Use</w:t>
+      </w:r>
+      <w:r>
+        <w:t>-</w:t>
+      </w:r>
+      <w:r>
+        <w:rPr>
+          <w:lang w:val="en-US"/>
+        </w:rPr>
+        <w:t>case</w:t>
+      </w:r>
+      <w:r>
+        <w:t xml:space="preserve"> </w:t>
+      </w:r>
+      <w:r>
+        <w:t xml:space="preserve">диаграмма для </w:t>
+      </w:r>
+      <w:r>
+        <w:t xml:space="preserve">не зарегистрированных </w:t>
+      </w:r>
+      <w:r>
+        <w:t>пользователей</w:t>
+      </w:r>
+    </w:p>
+    <w:p>
+      <w:pPr>
+        <w:pStyle w:val="afc"/>
+      </w:pPr>
     </w:p>
     <w:p>
       <w:pPr>
@@ -3360,6 +3918,119 @@
 <file path=word/numbering.xml><?xml version="1.0" encoding="utf-8"?>
 <w:numbering xmlns:wpc="http://schemas.microsoft.com/office/word/2010/wordprocessingCanvas" xmlns:cx="http://schemas.microsoft.com/office/drawing/2014/chartex" xmlns:cx1="http://schemas.microsoft.com/office/drawing/2015/9/8/chartex" xmlns:cx2="http://schemas.microsoft.com/office/drawing/2015/10/21/chartex" xmlns:cx3="http://schemas.microsoft.com/office/drawing/2016/5/9/chartex" xmlns:cx4="http://schemas.microsoft.com/office/drawing/2016/5/10/chartex" xmlns:cx5="http://schemas.microsoft.com/office/drawing/2016/5/11/chartex" xmlns:cx6="http://schemas.microsoft.com/office/drawing/2016/5/12/chartex" xmlns:cx7="http://schemas.microsoft.com/office/drawing/2016/5/13/chartex" xmlns:cx8="http://schemas.microsoft.com/office/drawing/2016/5/14/chartex" xmlns:mc="http://schemas.openxmlformats.org/markup-compatibility/2006" xmlns:aink="http://schemas.microsoft.com/office/drawing/2016/ink" xmlns:am3d="http://schemas.microsoft.com/office/drawing/2017/model3d" xmlns:o="urn:schemas-microsoft-com:office:office" xmlns:oel="http://schemas.microsoft.com/office/2019/extlst" xmlns:r="http://schemas.openxmlformats.org/officeDocument/2006/relationships" xmlns:m="http://schemas.openxmlformats.org/officeDocument/2006/math" xmlns:v="urn:schemas-microsoft-com:vml" xmlns:wp14="http://schemas.microsoft.com/office/word/2010/wordprocessingDrawing" xmlns:wp="http://schemas.openxmlformats.org/drawingml/2006/wordprocessingDrawing" xmlns:w10="urn:schemas-microsoft-com:office:word" xmlns:w="http://schemas.openxmlformats.org/wordprocessingml/2006/main" xmlns:w14="http://schemas.microsoft.com/office/word/2010/wordml" xmlns:w15="http://schemas.microsoft.com/office/word/2012/wordml" xmlns:w16cex="http://schemas.microsoft.com/office/word/2018/wordml/cex" xmlns:w16cid="http://schemas.microsoft.com/office/word/2016/wordml/cid" xmlns:w16="http://schemas.microsoft.com/office/word/2018/wordml" xmlns:w16du="http://schemas.microsoft.com/office/word/2023/wordml/word16du" xmlns:w16sdtdh="http://schemas.microsoft.com/office/word/2020/wordml/sdtdatahash" xmlns:w16sdtfl="http://schemas.microsoft.com/office/word/2024/wordml/sdtformatlock" xmlns:w16se="http://schemas.microsoft.com/office/word/2015/wordml/symex" xmlns:wpg="http://schemas.microsoft.com/office/word/2010/wordprocessingGroup" xmlns:wpi="http://schemas.microsoft.com/office/word/2010/wordprocessingInk" xmlns:wne="http://schemas.microsoft.com/office/word/2006/wordml" xmlns:wps="http://schemas.microsoft.com/office/word/2010/wordprocessingShape" mc:Ignorable="w14 w15 w16se w16cid w16 w16cex w16sdtdh w16sdtfl w16du wp14">
   <w:abstractNum w:abstractNumId="0" w15:restartNumberingAfterBreak="0">
+    <w:nsid w:val="0EE478AD"/>
+    <w:multiLevelType w:val="hybridMultilevel"/>
+    <w:tmpl w:val="41C6937E"/>
+    <w:lvl w:ilvl="0" w:tplc="2D8247FE">
+      <w:start w:val="1"/>
+      <w:numFmt w:val="bullet"/>
+      <w:lvlText w:val=""/>
+      <w:lvlJc w:val="left"/>
+      <w:pPr>
+        <w:ind w:left="1429" w:hanging="360"/>
+      </w:pPr>
+      <w:rPr>
+        <w:rFonts w:ascii="Symbol" w:hAnsi="Symbol" w:hint="default"/>
+      </w:rPr>
+    </w:lvl>
+    <w:lvl w:ilvl="1" w:tplc="04190003" w:tentative="1">
+      <w:start w:val="1"/>
+      <w:numFmt w:val="bullet"/>
+      <w:lvlText w:val="o"/>
+      <w:lvlJc w:val="left"/>
+      <w:pPr>
+        <w:ind w:left="2149" w:hanging="360"/>
+      </w:pPr>
+      <w:rPr>
+        <w:rFonts w:ascii="Courier New" w:hAnsi="Courier New" w:cs="Courier New" w:hint="default"/>
+      </w:rPr>
+    </w:lvl>
+    <w:lvl w:ilvl="2" w:tplc="04190005" w:tentative="1">
+      <w:start w:val="1"/>
+      <w:numFmt w:val="bullet"/>
+      <w:lvlText w:val=""/>
+      <w:lvlJc w:val="left"/>
+      <w:pPr>
+        <w:ind w:left="2869" w:hanging="360"/>
+      </w:pPr>
+      <w:rPr>
+        <w:rFonts w:ascii="Wingdings" w:hAnsi="Wingdings" w:hint="default"/>
+      </w:rPr>
+    </w:lvl>
+    <w:lvl w:ilvl="3" w:tplc="04190001" w:tentative="1">
+      <w:start w:val="1"/>
+      <w:numFmt w:val="bullet"/>
+      <w:lvlText w:val=""/>
+      <w:lvlJc w:val="left"/>
+      <w:pPr>
+        <w:ind w:left="3589" w:hanging="360"/>
+      </w:pPr>
+      <w:rPr>
+        <w:rFonts w:ascii="Symbol" w:hAnsi="Symbol" w:hint="default"/>
+      </w:rPr>
+    </w:lvl>
+    <w:lvl w:ilvl="4" w:tplc="04190003" w:tentative="1">
+      <w:start w:val="1"/>
+      <w:numFmt w:val="bullet"/>
+      <w:lvlText w:val="o"/>
+      <w:lvlJc w:val="left"/>
+      <w:pPr>
+        <w:ind w:left="4309" w:hanging="360"/>
+      </w:pPr>
+      <w:rPr>
+        <w:rFonts w:ascii="Courier New" w:hAnsi="Courier New" w:cs="Courier New" w:hint="default"/>
+      </w:rPr>
+    </w:lvl>
+    <w:lvl w:ilvl="5" w:tplc="04190005" w:tentative="1">
+      <w:start w:val="1"/>
+      <w:numFmt w:val="bullet"/>
+      <w:lvlText w:val=""/>
+      <w:lvlJc w:val="left"/>
+      <w:pPr>
+        <w:ind w:left="5029" w:hanging="360"/>
+      </w:pPr>
+      <w:rPr>
+        <w:rFonts w:ascii="Wingdings" w:hAnsi="Wingdings" w:hint="default"/>
+      </w:rPr>
+    </w:lvl>
+    <w:lvl w:ilvl="6" w:tplc="04190001" w:tentative="1">
+      <w:start w:val="1"/>
+      <w:numFmt w:val="bullet"/>
+      <w:lvlText w:val=""/>
+      <w:lvlJc w:val="left"/>
+      <w:pPr>
+        <w:ind w:left="5749" w:hanging="360"/>
+      </w:pPr>
+      <w:rPr>
+        <w:rFonts w:ascii="Symbol" w:hAnsi="Symbol" w:hint="default"/>
+      </w:rPr>
+    </w:lvl>
+    <w:lvl w:ilvl="7" w:tplc="04190003" w:tentative="1">
+      <w:start w:val="1"/>
+      <w:numFmt w:val="bullet"/>
+      <w:lvlText w:val="o"/>
+      <w:lvlJc w:val="left"/>
+      <w:pPr>
+        <w:ind w:left="6469" w:hanging="360"/>
+      </w:pPr>
+      <w:rPr>
+        <w:rFonts w:ascii="Courier New" w:hAnsi="Courier New" w:cs="Courier New" w:hint="default"/>
+      </w:rPr>
+    </w:lvl>
+    <w:lvl w:ilvl="8" w:tplc="04190005" w:tentative="1">
+      <w:start w:val="1"/>
+      <w:numFmt w:val="bullet"/>
+      <w:lvlText w:val=""/>
+      <w:lvlJc w:val="left"/>
+      <w:pPr>
+        <w:ind w:left="7189" w:hanging="360"/>
+      </w:pPr>
+      <w:rPr>
+        <w:rFonts w:ascii="Wingdings" w:hAnsi="Wingdings" w:hint="default"/>
+      </w:rPr>
+    </w:lvl>
+  </w:abstractNum>
+  <w:abstractNum w:abstractNumId="1" w15:restartNumberingAfterBreak="0">
     <w:nsid w:val="0F667DCB"/>
     <w:multiLevelType w:val="hybridMultilevel"/>
     <w:tmpl w:val="70F859D6"/>
@@ -3472,7 +4143,7 @@
       </w:rPr>
     </w:lvl>
   </w:abstractNum>
-  <w:abstractNum w:abstractNumId="1" w15:restartNumberingAfterBreak="0">
+  <w:abstractNum w:abstractNumId="2" w15:restartNumberingAfterBreak="0">
     <w:nsid w:val="19A92BBC"/>
     <w:multiLevelType w:val="multilevel"/>
     <w:tmpl w:val="195AF5A4"/>
@@ -3561,7 +4232,7 @@
       </w:pPr>
     </w:lvl>
   </w:abstractNum>
-  <w:abstractNum w:abstractNumId="2" w15:restartNumberingAfterBreak="0">
+  <w:abstractNum w:abstractNumId="3" w15:restartNumberingAfterBreak="0">
     <w:nsid w:val="1B4027A5"/>
     <w:multiLevelType w:val="multilevel"/>
     <w:tmpl w:val="53F08C3A"/>
@@ -3650,7 +4321,7 @@
       </w:pPr>
     </w:lvl>
   </w:abstractNum>
-  <w:abstractNum w:abstractNumId="3" w15:restartNumberingAfterBreak="0">
+  <w:abstractNum w:abstractNumId="4" w15:restartNumberingAfterBreak="0">
     <w:nsid w:val="1FFF2180"/>
     <w:multiLevelType w:val="hybridMultilevel"/>
     <w:tmpl w:val="A51CBD9E"/>
@@ -3763,7 +4434,7 @@
       </w:rPr>
     </w:lvl>
   </w:abstractNum>
-  <w:abstractNum w:abstractNumId="4" w15:restartNumberingAfterBreak="0">
+  <w:abstractNum w:abstractNumId="5" w15:restartNumberingAfterBreak="0">
     <w:nsid w:val="216734BF"/>
     <w:multiLevelType w:val="hybridMultilevel"/>
     <w:tmpl w:val="7A50BC52"/>
@@ -3876,7 +4547,7 @@
       </w:rPr>
     </w:lvl>
   </w:abstractNum>
-  <w:abstractNum w:abstractNumId="5" w15:restartNumberingAfterBreak="0">
+  <w:abstractNum w:abstractNumId="6" w15:restartNumberingAfterBreak="0">
     <w:nsid w:val="2851547E"/>
     <w:multiLevelType w:val="hybridMultilevel"/>
     <w:tmpl w:val="383A79C4"/>
@@ -3989,7 +4660,7 @@
       </w:rPr>
     </w:lvl>
   </w:abstractNum>
-  <w:abstractNum w:abstractNumId="6" w15:restartNumberingAfterBreak="0">
+  <w:abstractNum w:abstractNumId="7" w15:restartNumberingAfterBreak="0">
     <w:nsid w:val="36663758"/>
     <w:multiLevelType w:val="hybridMultilevel"/>
     <w:tmpl w:val="EB640E4C"/>
@@ -4102,7 +4773,7 @@
       </w:rPr>
     </w:lvl>
   </w:abstractNum>
-  <w:abstractNum w:abstractNumId="7" w15:restartNumberingAfterBreak="0">
+  <w:abstractNum w:abstractNumId="8" w15:restartNumberingAfterBreak="0">
     <w:nsid w:val="432D66AD"/>
     <w:multiLevelType w:val="hybridMultilevel"/>
     <w:tmpl w:val="807811D4"/>
@@ -4215,7 +4886,7 @@
       </w:rPr>
     </w:lvl>
   </w:abstractNum>
-  <w:abstractNum w:abstractNumId="8" w15:restartNumberingAfterBreak="0">
+  <w:abstractNum w:abstractNumId="9" w15:restartNumberingAfterBreak="0">
     <w:nsid w:val="462B2D33"/>
     <w:multiLevelType w:val="hybridMultilevel"/>
     <w:tmpl w:val="89343012"/>
@@ -4328,7 +4999,7 @@
       </w:rPr>
     </w:lvl>
   </w:abstractNum>
-  <w:abstractNum w:abstractNumId="9" w15:restartNumberingAfterBreak="0">
+  <w:abstractNum w:abstractNumId="10" w15:restartNumberingAfterBreak="0">
     <w:nsid w:val="4A4D2992"/>
     <w:multiLevelType w:val="multilevel"/>
     <w:tmpl w:val="06D46B8C"/>
@@ -4441,7 +5112,7 @@
       </w:rPr>
     </w:lvl>
   </w:abstractNum>
-  <w:abstractNum w:abstractNumId="10" w15:restartNumberingAfterBreak="0">
+  <w:abstractNum w:abstractNumId="11" w15:restartNumberingAfterBreak="0">
     <w:nsid w:val="55AD1D76"/>
     <w:multiLevelType w:val="multilevel"/>
     <w:tmpl w:val="195AF5A4"/>
@@ -4530,7 +5201,7 @@
       </w:pPr>
     </w:lvl>
   </w:abstractNum>
-  <w:abstractNum w:abstractNumId="11" w15:restartNumberingAfterBreak="0">
+  <w:abstractNum w:abstractNumId="12" w15:restartNumberingAfterBreak="0">
     <w:nsid w:val="6168132B"/>
     <w:multiLevelType w:val="multilevel"/>
     <w:tmpl w:val="FDD80B76"/>
@@ -4619,7 +5290,7 @@
       </w:pPr>
     </w:lvl>
   </w:abstractNum>
-  <w:abstractNum w:abstractNumId="12" w15:restartNumberingAfterBreak="0">
+  <w:abstractNum w:abstractNumId="13" w15:restartNumberingAfterBreak="0">
     <w:nsid w:val="6229044A"/>
     <w:multiLevelType w:val="hybridMultilevel"/>
     <w:tmpl w:val="8BF26CA2"/>
@@ -4732,7 +5403,7 @@
       </w:rPr>
     </w:lvl>
   </w:abstractNum>
-  <w:abstractNum w:abstractNumId="13" w15:restartNumberingAfterBreak="0">
+  <w:abstractNum w:abstractNumId="14" w15:restartNumberingAfterBreak="0">
     <w:nsid w:val="658607CC"/>
     <w:multiLevelType w:val="hybridMultilevel"/>
     <w:tmpl w:val="7C9038DC"/>
@@ -4845,7 +5516,7 @@
       </w:rPr>
     </w:lvl>
   </w:abstractNum>
-  <w:abstractNum w:abstractNumId="14" w15:restartNumberingAfterBreak="0">
+  <w:abstractNum w:abstractNumId="15" w15:restartNumberingAfterBreak="0">
     <w:nsid w:val="7C453587"/>
     <w:multiLevelType w:val="multilevel"/>
     <w:tmpl w:val="BF941F42"/>
@@ -4994,7 +5665,7 @@
       </w:rPr>
     </w:lvl>
   </w:abstractNum>
-  <w:abstractNum w:abstractNumId="15" w15:restartNumberingAfterBreak="0">
+  <w:abstractNum w:abstractNumId="16" w15:restartNumberingAfterBreak="0">
     <w:nsid w:val="7DCA02FD"/>
     <w:multiLevelType w:val="multilevel"/>
     <w:tmpl w:val="B33482B2"/>
@@ -5144,52 +5815,55 @@
     </w:lvl>
   </w:abstractNum>
   <w:num w:numId="1" w16cid:durableId="163709909">
+    <w:abstractNumId w:val="12"/>
+  </w:num>
+  <w:num w:numId="2" w16cid:durableId="1317487907">
+    <w:abstractNumId w:val="3"/>
+  </w:num>
+  <w:num w:numId="3" w16cid:durableId="981928712">
+    <w:abstractNumId w:val="2"/>
+  </w:num>
+  <w:num w:numId="4" w16cid:durableId="926377861">
+    <w:abstractNumId w:val="16"/>
+  </w:num>
+  <w:num w:numId="5" w16cid:durableId="668795068">
+    <w:abstractNumId w:val="15"/>
+  </w:num>
+  <w:num w:numId="6" w16cid:durableId="1692297547">
+    <w:abstractNumId w:val="7"/>
+  </w:num>
+  <w:num w:numId="7" w16cid:durableId="330914419">
+    <w:abstractNumId w:val="8"/>
+  </w:num>
+  <w:num w:numId="8" w16cid:durableId="108204409">
+    <w:abstractNumId w:val="1"/>
+  </w:num>
+  <w:num w:numId="9" w16cid:durableId="240454792">
+    <w:abstractNumId w:val="13"/>
+  </w:num>
+  <w:num w:numId="10" w16cid:durableId="1172375966">
+    <w:abstractNumId w:val="6"/>
+  </w:num>
+  <w:num w:numId="11" w16cid:durableId="192890792">
+    <w:abstractNumId w:val="9"/>
+  </w:num>
+  <w:num w:numId="12" w16cid:durableId="1962371241">
+    <w:abstractNumId w:val="14"/>
+  </w:num>
+  <w:num w:numId="13" w16cid:durableId="960264444">
+    <w:abstractNumId w:val="4"/>
+  </w:num>
+  <w:num w:numId="14" w16cid:durableId="971835597">
     <w:abstractNumId w:val="11"/>
   </w:num>
-  <w:num w:numId="2" w16cid:durableId="1317487907">
-    <w:abstractNumId w:val="2"/>
+  <w:num w:numId="15" w16cid:durableId="727612323">
+    <w:abstractNumId w:val="10"/>
   </w:num>
-  <w:num w:numId="3" w16cid:durableId="981928712">
-    <w:abstractNumId w:val="1"/>
-  </w:num>
-  <w:num w:numId="4" w16cid:durableId="926377861">
-    <w:abstractNumId w:val="15"/>
-  </w:num>
-  <w:num w:numId="5" w16cid:durableId="668795068">
-    <w:abstractNumId w:val="14"/>
-  </w:num>
-  <w:num w:numId="6" w16cid:durableId="1692297547">
-    <w:abstractNumId w:val="6"/>
-  </w:num>
-  <w:num w:numId="7" w16cid:durableId="330914419">
-    <w:abstractNumId w:val="7"/>
-  </w:num>
-  <w:num w:numId="8" w16cid:durableId="108204409">
-    <w:abstractNumId w:val="0"/>
-  </w:num>
-  <w:num w:numId="9" w16cid:durableId="240454792">
-    <w:abstractNumId w:val="12"/>
-  </w:num>
-  <w:num w:numId="10" w16cid:durableId="1172375966">
+  <w:num w:numId="16" w16cid:durableId="338041140">
     <w:abstractNumId w:val="5"/>
   </w:num>
-  <w:num w:numId="11" w16cid:durableId="192890792">
-    <w:abstractNumId w:val="8"/>
-  </w:num>
-  <w:num w:numId="12" w16cid:durableId="1962371241">
-    <w:abstractNumId w:val="13"/>
-  </w:num>
-  <w:num w:numId="13" w16cid:durableId="960264444">
-    <w:abstractNumId w:val="3"/>
-  </w:num>
-  <w:num w:numId="14" w16cid:durableId="971835597">
-    <w:abstractNumId w:val="10"/>
-  </w:num>
-  <w:num w:numId="15" w16cid:durableId="727612323">
-    <w:abstractNumId w:val="9"/>
-  </w:num>
-  <w:num w:numId="16" w16cid:durableId="338041140">
-    <w:abstractNumId w:val="4"/>
+  <w:num w:numId="17" w16cid:durableId="1669095337">
+    <w:abstractNumId w:val="0"/>
   </w:num>
 </w:numbering>
 </file>
@@ -5778,6 +6452,7 @@
   <w:style w:type="character" w:default="1" w:styleId="a0">
     <w:name w:val="Default Paragraph Font"/>
     <w:uiPriority w:val="1"/>
+    <w:semiHidden/>
     <w:unhideWhenUsed/>
   </w:style>
   <w:style w:type="table" w:default="1" w:styleId="a1">

--- a/Курсовая_работа№2_Иванченко_Павла.docx
+++ b/Курсовая_работа№2_Иванченко_Павла.docx
@@ -2798,29 +2798,14 @@
           <w:iCs/>
           <w:highlight w:val="yellow"/>
         </w:rPr>
-        <w:t xml:space="preserve">Примечание: </w:t>
+        <w:t>Примечание: от отслеживания организаторов скорее всего придется отказаться</w:t>
       </w:r>
       <w:r>
         <w:rPr>
           <w:i/>
           <w:iCs/>
-          <w:highlight w:val="yellow"/>
-        </w:rPr>
-        <w:t>от отслеживания организаторов скорее всего придется отказаться</w:t>
-      </w:r>
-      <w:r>
-        <w:rPr>
-          <w:i/>
-          <w:iCs/>
-        </w:rPr>
-        <w:t>.</w:t>
-      </w:r>
-      <w:r>
-        <w:rPr>
-          <w:i/>
-          <w:iCs/>
-        </w:rPr>
-        <w:t xml:space="preserve"> </w:t>
+        </w:rPr>
+        <w:t xml:space="preserve">. </w:t>
       </w:r>
     </w:p>
     <w:p>
@@ -3204,9 +3189,6 @@
     <w:p>
       <w:pPr>
         <w:pStyle w:val="afc"/>
-        <w:rPr>
-          <w:lang w:val="en-US"/>
-        </w:rPr>
       </w:pPr>
     </w:p>
     <w:p>
@@ -3251,9 +3233,9 @@
         <w:lastRenderedPageBreak/>
         <w:drawing>
           <wp:inline distT="0" distB="0" distL="0" distR="0">
-            <wp:extent cx="5934075" cy="2114550"/>
+            <wp:extent cx="5133975" cy="4305300"/>
             <wp:effectExtent l="0" t="0" r="9525" b="0"/>
-            <wp:docPr id="555681836" name="Рисунок 2"/>
+            <wp:docPr id="263349323" name="Рисунок 1"/>
             <wp:cNvGraphicFramePr>
               <a:graphicFrameLocks xmlns:a="http://schemas.openxmlformats.org/drawingml/2006/main" noChangeAspect="1"/>
             </wp:cNvGraphicFramePr>
@@ -3261,7 +3243,7 @@
               <a:graphicData uri="http://schemas.openxmlformats.org/drawingml/2006/picture">
                 <pic:pic xmlns:pic="http://schemas.openxmlformats.org/drawingml/2006/picture">
                   <pic:nvPicPr>
-                    <pic:cNvPr id="0" name="Picture 2"/>
+                    <pic:cNvPr id="0" name="Picture 1"/>
                     <pic:cNvPicPr>
                       <a:picLocks noChangeAspect="1" noChangeArrowheads="1"/>
                     </pic:cNvPicPr>
@@ -3282,7 +3264,7 @@
                   <pic:spPr bwMode="auto">
                     <a:xfrm>
                       <a:off x="0" y="0"/>
-                      <a:ext cx="5934075" cy="2114550"/>
+                      <a:ext cx="5133975" cy="4305300"/>
                     </a:xfrm>
                     <a:prstGeom prst="rect">
                       <a:avLst/>
@@ -3413,25 +3395,10 @@
         <w:rPr>
           <w:lang w:val="en-US"/>
         </w:rPr>
-        <w:t>Username</w:t>
-      </w:r>
-      <w:r>
-        <w:t xml:space="preserve"> </w:t>
-      </w:r>
-      <w:r>
-        <w:t xml:space="preserve">для пользователей, </w:t>
-      </w:r>
-      <w:r>
-        <w:rPr>
-          <w:lang w:val="en-US"/>
-        </w:rPr>
         <w:t>ID</w:t>
       </w:r>
       <w:r>
-        <w:t xml:space="preserve"> </w:t>
-      </w:r>
-      <w:r>
-        <w:t>для постов.</w:t>
+        <w:t>.</w:t>
       </w:r>
     </w:p>
     <w:p>
@@ -3444,24 +3411,28 @@
         <w:ind w:left="0" w:firstLine="709"/>
       </w:pPr>
       <w:r>
-        <w:t xml:space="preserve">Таблицы </w:t>
-      </w:r>
-      <w:proofErr w:type="spellStart"/>
+        <w:t xml:space="preserve">В таблице </w:t>
+      </w:r>
       <w:r>
         <w:rPr>
           <w:lang w:val="en-US"/>
         </w:rPr>
-        <w:t>EventPost</w:t>
-      </w:r>
-      <w:proofErr w:type="spellEnd"/>
-      <w:r>
-        <w:t>-</w:t>
+        <w:t>Watch</w:t>
       </w:r>
       <w:r>
         <w:rPr>
           <w:lang w:val="en-US"/>
         </w:rPr>
-        <w:t>Editor</w:t>
+        <w:t>l</w:t>
+      </w:r>
+      <w:r>
+        <w:rPr>
+          <w:lang w:val="en-US"/>
+        </w:rPr>
+        <w:t>ist</w:t>
+      </w:r>
+      <w:r>
+        <w:t xml:space="preserve"> используются только внешние ключи</w:t>
       </w:r>
       <w:r>
         <w:t xml:space="preserve"> </w:t>
@@ -3469,83 +3440,14 @@
       <w:r>
         <w:t xml:space="preserve">и </w:t>
       </w:r>
-      <w:proofErr w:type="spellStart"/>
       <w:r>
         <w:rPr>
           <w:lang w:val="en-US"/>
         </w:rPr>
-        <w:t>NewsPost</w:t>
-      </w:r>
-      <w:proofErr w:type="spellEnd"/>
-      <w:r>
-        <w:t>-</w:t>
-      </w:r>
-      <w:r>
-        <w:rPr>
-          <w:lang w:val="en-US"/>
-        </w:rPr>
-        <w:t>Editor</w:t>
-      </w:r>
-      <w:r>
-        <w:t xml:space="preserve"> </w:t>
-      </w:r>
-      <w:r>
-        <w:t xml:space="preserve">необходимы для того, чтобы хранить информацию о создателях и редакторах того или иного поста. В них используются только внешние ключи, которые указывают на конкретного пользователя и на конкретный пост, к которому пользователь имеет отношение. </w:t>
-      </w:r>
-    </w:p>
-    <w:p>
-      <w:pPr>
-        <w:pStyle w:val="afc"/>
-        <w:numPr>
-          <w:ilvl w:val="0"/>
-          <w:numId w:val="18"/>
-        </w:numPr>
-        <w:ind w:left="0" w:firstLine="709"/>
-      </w:pPr>
-      <w:r>
-        <w:t xml:space="preserve">В таблице </w:t>
-      </w:r>
-      <w:r>
-        <w:rPr>
-          <w:lang w:val="en-US"/>
-        </w:rPr>
-        <w:t>Watch</w:t>
-      </w:r>
-      <w:r>
-        <w:t>-</w:t>
-      </w:r>
-      <w:r>
-        <w:rPr>
-          <w:lang w:val="en-US"/>
-        </w:rPr>
-        <w:t>List</w:t>
-      </w:r>
-      <w:r>
-        <w:t xml:space="preserve"> также используются только внешние ключи, т.к. она предназначена для хранения информации об отслеживаемых конкретным пользователем мероприятием. </w:t>
-      </w:r>
-    </w:p>
-    <w:p>
-      <w:pPr>
-        <w:pStyle w:val="afc"/>
-        <w:rPr>
-          <w:i/>
-          <w:iCs/>
-        </w:rPr>
-      </w:pPr>
-      <w:r>
-        <w:rPr>
-          <w:i/>
-          <w:iCs/>
-          <w:highlight w:val="yellow"/>
-        </w:rPr>
-        <w:t>Примечание: возможно надо добавить что-то еще для корректной работы, но сейчас не могу придумать.</w:t>
-      </w:r>
-      <w:r>
-        <w:rPr>
-          <w:i/>
-          <w:iCs/>
-        </w:rPr>
-        <w:t xml:space="preserve"> </w:t>
+        <w:t>ID</w:t>
+      </w:r>
+      <w:r>
+        <w:t xml:space="preserve">, т.к. она предназначена для хранения информации об отслеживаемых конкретным пользователем мероприятием. </w:t>
       </w:r>
     </w:p>
     <w:p>

--- a/Курсовая_работа№2_Иванченко_Павла.docx
+++ b/Курсовая_работа№2_Иванченко_Павла.docx
@@ -561,6 +561,7 @@
           <w:szCs w:val="28"/>
         </w:rPr>
       </w:pPr>
+      <w:proofErr w:type="spellStart"/>
       <w:r>
         <w:rPr>
           <w:rFonts w:ascii="Times New Roman" w:hAnsi="Times New Roman" w:cs="Times New Roman"/>
@@ -568,27 +569,48 @@
           <w:sz w:val="28"/>
           <w:szCs w:val="28"/>
         </w:rPr>
-        <w:t>Нормоконтролер,</w:t>
-      </w:r>
-    </w:p>
-    <w:p>
-      <w:pPr>
+        <w:t>Нормоконтролер</w:t>
+      </w:r>
+      <w:proofErr w:type="spellEnd"/>
+      <w:r>
         <w:rPr>
           <w:rFonts w:ascii="Times New Roman" w:hAnsi="Times New Roman" w:cs="Times New Roman"/>
           <w:color w:val="000000"/>
           <w:sz w:val="28"/>
           <w:szCs w:val="28"/>
         </w:rPr>
-      </w:pPr>
-      <w:r>
+        <w:t>,</w:t>
+      </w:r>
+    </w:p>
+    <w:p>
+      <w:pPr>
         <w:rPr>
           <w:rFonts w:ascii="Times New Roman" w:hAnsi="Times New Roman" w:cs="Times New Roman"/>
           <w:color w:val="000000"/>
           <w:sz w:val="28"/>
           <w:szCs w:val="28"/>
         </w:rPr>
-        <w:t>преподаватель+ ________________________________________ Е.А. Нигодин</w:t>
-      </w:r>
+      </w:pPr>
+      <w:r>
+        <w:rPr>
+          <w:rFonts w:ascii="Times New Roman" w:hAnsi="Times New Roman" w:cs="Times New Roman"/>
+          <w:color w:val="000000"/>
+          <w:sz w:val="28"/>
+          <w:szCs w:val="28"/>
+        </w:rPr>
+        <w:t xml:space="preserve">преподаватель+ ________________________________________ Е.А. </w:t>
+      </w:r>
+      <w:proofErr w:type="spellStart"/>
+      <w:r>
+        <w:rPr>
+          <w:rFonts w:ascii="Times New Roman" w:hAnsi="Times New Roman" w:cs="Times New Roman"/>
+          <w:color w:val="000000"/>
+          <w:sz w:val="28"/>
+          <w:szCs w:val="28"/>
+        </w:rPr>
+        <w:t>Нигодин</w:t>
+      </w:r>
+      <w:proofErr w:type="spellEnd"/>
     </w:p>
     <w:p>
       <w:pPr>
@@ -1985,12 +2007,14 @@
         </w:rPr>
         <w:t>.</w:t>
       </w:r>
+      <w:proofErr w:type="spellStart"/>
       <w:r>
         <w:rPr>
           <w:lang w:val="en-US" w:eastAsia="ar-SA"/>
         </w:rPr>
         <w:t>js</w:t>
       </w:r>
+      <w:proofErr w:type="spellEnd"/>
       <w:r>
         <w:rPr>
           <w:lang w:eastAsia="ar-SA"/>
@@ -2058,6 +2082,14 @@
       <w:r>
         <w:t>Подготовка к разработке приложения</w:t>
       </w:r>
+    </w:p>
+    <w:p>
+      <w:pPr>
+        <w:pStyle w:val="afc"/>
+        <w:rPr>
+          <w:lang w:eastAsia="ar-SA"/>
+        </w:rPr>
+      </w:pPr>
     </w:p>
     <w:p>
       <w:pPr>
@@ -2083,6 +2115,7 @@
     </w:p>
     <w:p>
       <w:pPr>
+        <w:pStyle w:val="afc"/>
         <w:rPr>
           <w:lang w:eastAsia="ar-SA"/>
         </w:rPr>
@@ -2132,7 +2165,21 @@
         <w:rPr>
           <w:lang w:eastAsia="ar-SA"/>
         </w:rPr>
-        <w:t>соревнования, конкурсы, олимпиады и хакатоны;</w:t>
+        <w:t xml:space="preserve">соревнования, конкурсы, олимпиады и </w:t>
+      </w:r>
+      <w:proofErr w:type="spellStart"/>
+      <w:r>
+        <w:rPr>
+          <w:lang w:eastAsia="ar-SA"/>
+        </w:rPr>
+        <w:t>хакатоны</w:t>
+      </w:r>
+      <w:proofErr w:type="spellEnd"/>
+      <w:r>
+        <w:rPr>
+          <w:lang w:eastAsia="ar-SA"/>
+        </w:rPr>
+        <w:t>;</w:t>
       </w:r>
     </w:p>
     <w:p>
@@ -2235,7 +2282,19 @@
         <w:pStyle w:val="afc"/>
       </w:pPr>
       <w:r>
-        <w:t>Каждое из этих мероприятий ориентировано на определённую целевую аудиторию. Так, соревнования, олимпиады и хакатоны преимущественно проводятся для студентов и молодых специалистов, заинтересованных в практическом применении знаний и развитии профессиональных навыков. Тренинги и семинары рассчитаны на более широкую аудиторию — от студентов младших курсов до преподавателей и сотрудников университета, желающих повысить квалификацию или ознакомиться с актуальными научными и профессиональными тенденциями. Экскурсии и мастер-классы ориентированы на студентов и абитуриентов, стремящихся получить прикладные знания и познакомиться с особенностями выбранной специальности. Дни открытых дверей предназначены в первую очередь для абитуриентов и их родителей, а также всех желающих узнать о возможностях и условиях обучения в университете.</w:t>
+        <w:t xml:space="preserve">Каждое из этих мероприятий ориентировано на определённую целевую аудиторию. Так, соревнования, олимпиады и </w:t>
+      </w:r>
+      <w:proofErr w:type="spellStart"/>
+      <w:r>
+        <w:t>хакатоны</w:t>
+      </w:r>
+      <w:proofErr w:type="spellEnd"/>
+      <w:r>
+        <w:t xml:space="preserve"> преимущественно проводятся для студентов и молодых специалистов, заинтересованных в практическом применении знаний и развитии профессиональных навыков. Тренинги и семинары рассчитаны на более широкую аудиторию — от студентов младших курсов до преподавателей и сотрудников университета, желающих повысить квалификацию или ознакомиться с актуальными научными и профессиональными тенденциями. Экскурсии и мастер-классы ориентированы на студентов и абитуриентов, стремящихся получить прикладные знания и познакомиться с особенностями выбранной специальности. Дни открытых дверей предназначены в первую очередь для </w:t>
+      </w:r>
+      <w:r>
+        <w:lastRenderedPageBreak/>
+        <w:t>абитуриентов и их родителей, а также всех желающих узнать о возможностях и условиях обучения в университете.</w:t>
       </w:r>
     </w:p>
     <w:p>
@@ -2243,8 +2302,16 @@
         <w:pStyle w:val="afc"/>
       </w:pPr>
       <w:r>
-        <w:lastRenderedPageBreak/>
-        <w:t>В условиях большого количества мероприятий актуальной становится задача централизованного информирования участников университетского сообщества о проводимых событиях. На данный момент информация о мероприятиях размещается на разных онлайн-ресурсах: официальном сайте университета, страницах факультетов, в социальных сетях и мессенджерах. Это затрудняет поиск нужной информации и своевременное получение уведомлений об интересных событиях.</w:t>
+        <w:t>В условиях большого количества мероприятий актуальной становится задача централизованного информирования участников университетского сообщества о проводимых событиях. На данный момент информация о мероприятиях размещается на разных онлайн-ресурсах: официальном сайте университета</w:t>
+      </w:r>
+      <w:r>
+        <w:t xml:space="preserve"> </w:t>
+      </w:r>
+      <w:r>
+        <w:t>[1]</w:t>
+      </w:r>
+      <w:r>
+        <w:t>, страницах факультетов, в социальных сетях и мессенджерах. Это затрудняет поиск нужной информации и своевременное получение уведомлений об интересных событиях.</w:t>
       </w:r>
     </w:p>
     <w:p>
@@ -2254,13 +2321,112 @@
       <w:r>
         <w:t>Решением данной проблемы может стать специализированное веб-приложение, которое позволило бы одновременно отслеживать весь поток событий в профессиональной и научной сферах университета и отслеживать конкретные мероприятия, которые заинтересовали больше всего.</w:t>
       </w:r>
+      <w:r>
+        <w:t xml:space="preserve"> </w:t>
+      </w:r>
+      <w:r>
+        <w:t xml:space="preserve">Кроме того, в приложение можно добавить и функции, полезные для организаторов: интерактивный конструктор для постов и объявлений и систему для сбора данных. Все это не только облегчит работу работникам университета, ответственным за уведомление студентов, но и позволит анализировать популярность тех или иных мероприятий. </w:t>
+      </w:r>
     </w:p>
     <w:p>
       <w:pPr>
         <w:pStyle w:val="afc"/>
       </w:pPr>
       <w:r>
-        <w:t xml:space="preserve">Кроме того, в приложение можно добавить и функции, полезные для организаторов: интерактивный конструктор для постов и объявлений и систему для сбора данных. Все это не только облегчит работу работникам университета, ответственным за уведомление студентов, но и позволит анализировать популярность тех или иных мероприятий. </w:t>
+        <w:t xml:space="preserve">Идея такого ресурса хоть и актуальна, но не нова. Аналогичные сервисы реализованы для ряда других крупных университетов России, например, для МГТУ им. Н. Э. Баумана, ИТМО, СПБГТИ (ТУ) </w:t>
+      </w:r>
+      <w:r>
+        <w:t>[2</w:t>
+      </w:r>
+      <w:r>
+        <w:t>-4</w:t>
+      </w:r>
+      <w:r>
+        <w:t>].</w:t>
+      </w:r>
+      <w:r>
+        <w:t xml:space="preserve"> </w:t>
+      </w:r>
+    </w:p>
+    <w:p>
+      <w:pPr>
+        <w:pStyle w:val="afc"/>
+        <w:ind w:firstLine="0"/>
+        <w:jc w:val="center"/>
+      </w:pPr>
+      <w:r>
+        <w:rPr>
+          <w:noProof/>
+        </w:rPr>
+        <w:drawing>
+          <wp:inline distT="0" distB="0" distL="0" distR="0" wp14:anchorId="2DBBB221" wp14:editId="58CA1A1A">
+            <wp:extent cx="4980234" cy="2402268"/>
+            <wp:effectExtent l="0" t="0" r="0" b="0"/>
+            <wp:docPr id="170169282" name="Рисунок 1"/>
+            <wp:cNvGraphicFramePr>
+              <a:graphicFrameLocks xmlns:a="http://schemas.openxmlformats.org/drawingml/2006/main" noChangeAspect="1"/>
+            </wp:cNvGraphicFramePr>
+            <a:graphic xmlns:a="http://schemas.openxmlformats.org/drawingml/2006/main">
+              <a:graphicData uri="http://schemas.openxmlformats.org/drawingml/2006/picture">
+                <pic:pic xmlns:pic="http://schemas.openxmlformats.org/drawingml/2006/picture">
+                  <pic:nvPicPr>
+                    <pic:cNvPr id="170169282" name=""/>
+                    <pic:cNvPicPr/>
+                  </pic:nvPicPr>
+                  <pic:blipFill>
+                    <a:blip r:embed="rId8"/>
+                    <a:stretch>
+                      <a:fillRect/>
+                    </a:stretch>
+                  </pic:blipFill>
+                  <pic:spPr>
+                    <a:xfrm>
+                      <a:off x="0" y="0"/>
+                      <a:ext cx="4988249" cy="2406134"/>
+                    </a:xfrm>
+                    <a:prstGeom prst="rect">
+                      <a:avLst/>
+                    </a:prstGeom>
+                  </pic:spPr>
+                </pic:pic>
+              </a:graphicData>
+            </a:graphic>
+          </wp:inline>
+        </w:drawing>
+      </w:r>
+    </w:p>
+    <w:p>
+      <w:pPr>
+        <w:pStyle w:val="afc"/>
+        <w:ind w:firstLine="0"/>
+        <w:jc w:val="center"/>
+      </w:pPr>
+      <w:r>
+        <w:t xml:space="preserve">Рис.1 </w:t>
+      </w:r>
+      <w:r>
+        <w:sym w:font="Symbol" w:char="F02D"/>
+      </w:r>
+      <w:r>
+        <w:t xml:space="preserve"> Страница календаря мероприятий МГТУ им. Н. Э. Баумана</w:t>
+      </w:r>
+    </w:p>
+    <w:p>
+      <w:pPr>
+        <w:pStyle w:val="afc"/>
+        <w:ind w:firstLine="0"/>
+        <w:jc w:val="center"/>
+      </w:pPr>
+    </w:p>
+    <w:p>
+      <w:pPr>
+        <w:pStyle w:val="afc"/>
+      </w:pPr>
+      <w:r>
+        <w:t>Все эти сервисы имеют свои различия, но их объединяет приятный глазу дизайн и удобный интерфейс, которым сможет пользоваться как абитуриент, не знакомый с</w:t>
+      </w:r>
+      <w:r>
+        <w:t>о студенческой жизнью КубГУ, так и студент старших курсов, который знает, что он хочет найти и хочет иметь возможность сделать это как можно быстрее.</w:t>
       </w:r>
     </w:p>
     <w:p>
@@ -2360,7 +2526,6 @@
         <w:ind w:left="0" w:firstLine="709"/>
       </w:pPr>
       <w:r>
-        <w:lastRenderedPageBreak/>
         <w:t>просмотр страницы с календарем событий;</w:t>
       </w:r>
     </w:p>
@@ -2473,6 +2638,7 @@
         <w:pStyle w:val="afc"/>
       </w:pPr>
       <w:r>
+        <w:lastRenderedPageBreak/>
         <w:t xml:space="preserve">Этот функционал является базовым для любого зарегистрированного пользователя. </w:t>
       </w:r>
     </w:p>
@@ -2632,7 +2798,6 @@
         <w:rPr>
           <w:noProof/>
         </w:rPr>
-        <w:lastRenderedPageBreak/>
         <w:drawing>
           <wp:inline distT="0" distB="0" distL="0" distR="0">
             <wp:extent cx="5943600" cy="2543175"/>
@@ -2651,7 +2816,7 @@
                     </pic:cNvPicPr>
                   </pic:nvPicPr>
                   <pic:blipFill>
-                    <a:blip r:embed="rId8">
+                    <a:blip r:embed="rId9">
                       <a:extLst>
                         <a:ext uri="{28A0092B-C50C-407E-A947-70E740481C1C}">
                           <a14:useLocalDpi xmlns:a14="http://schemas.microsoft.com/office/drawing/2010/main" val="0"/>
@@ -2690,7 +2855,13 @@
         <w:jc w:val="center"/>
       </w:pPr>
       <w:r>
-        <w:t xml:space="preserve">Рис.1  </w:t>
+        <w:t>Рис.</w:t>
+      </w:r>
+      <w:r>
+        <w:t>2</w:t>
+      </w:r>
+      <w:r>
+        <w:t xml:space="preserve">  </w:t>
       </w:r>
       <w:r>
         <w:rPr>
@@ -2742,6 +2913,7 @@
         <w:rPr>
           <w:noProof/>
         </w:rPr>
+        <w:lastRenderedPageBreak/>
         <mc:AlternateContent>
           <mc:Choice Requires="wpg">
             <w:drawing>
@@ -2762,7 +2934,7 @@
                         </pic:cNvPicPr>
                       </pic:nvPicPr>
                       <pic:blipFill>
-                        <a:blip r:embed="rId9"/>
+                        <a:blip r:embed="rId10"/>
                         <a:stretch/>
                       </pic:blipFill>
                       <pic:spPr bwMode="auto">
@@ -2817,7 +2989,13 @@
         <w:jc w:val="center"/>
       </w:pPr>
       <w:r>
-        <w:t xml:space="preserve">Рис.2  </w:t>
+        <w:t>Рис.</w:t>
+      </w:r>
+      <w:r>
+        <w:t>3</w:t>
+      </w:r>
+      <w:r>
+        <w:t xml:space="preserve">  </w:t>
       </w:r>
       <w:r>
         <w:rPr>
@@ -2864,7 +3042,6 @@
         <w:rPr>
           <w:noProof/>
         </w:rPr>
-        <w:lastRenderedPageBreak/>
         <mc:AlternateContent>
           <mc:Choice Requires="wpg">
             <w:drawing>
@@ -2940,7 +3117,13 @@
         <w:jc w:val="center"/>
       </w:pPr>
       <w:r>
-        <w:t xml:space="preserve">Рис.3  </w:t>
+        <w:t>Рис.</w:t>
+      </w:r>
+      <w:r>
+        <w:t>4</w:t>
+      </w:r>
+      <w:r>
+        <w:t xml:space="preserve">  </w:t>
       </w:r>
       <w:r>
         <w:rPr>
@@ -3068,7 +3251,14 @@
         <w:jc w:val="center"/>
       </w:pPr>
       <w:r>
-        <w:t xml:space="preserve">Рис.4  </w:t>
+        <w:lastRenderedPageBreak/>
+        <w:t>Рис.</w:t>
+      </w:r>
+      <w:r>
+        <w:t>5</w:t>
+      </w:r>
+      <w:r>
+        <w:t xml:space="preserve">  </w:t>
       </w:r>
       <w:r>
         <w:rPr>
@@ -3133,7 +3323,6 @@
         <w:rPr>
           <w:noProof/>
         </w:rPr>
-        <w:lastRenderedPageBreak/>
         <w:drawing>
           <wp:inline distT="0" distB="0" distL="0" distR="0">
             <wp:extent cx="5133975" cy="4305300"/>
@@ -3189,19 +3378,21 @@
         <w:pStyle w:val="afc"/>
         <w:ind w:firstLine="0"/>
         <w:jc w:val="center"/>
-        <w:rPr>
-          <w:lang w:val="en-US"/>
-        </w:rPr>
-      </w:pPr>
-      <w:r>
-        <w:t xml:space="preserve">Рис.5 </w:t>
+      </w:pPr>
+      <w:r>
+        <w:t>Рис.</w:t>
+      </w:r>
+      <w:r>
+        <w:t>6</w:t>
+      </w:r>
+      <w:r>
+        <w:t xml:space="preserve"> </w:t>
       </w:r>
       <w:r>
         <w:rPr>
           <w:rFonts w:ascii="Symbol" w:eastAsia="Symbol" w:hAnsi="Symbol" w:cs="Symbol"/>
-          <w:vertAlign w:val="subscript"/>
-        </w:rPr>
-        <w:t>-</w:t>
+        </w:rPr>
+        <w:sym w:font="Symbol" w:char="F02D"/>
       </w:r>
       <w:r>
         <w:rPr>
@@ -3224,9 +3415,6 @@
         <w:pStyle w:val="afc"/>
         <w:ind w:firstLine="0"/>
         <w:jc w:val="center"/>
-        <w:rPr>
-          <w:lang w:val="en-US"/>
-        </w:rPr>
       </w:pPr>
     </w:p>
     <w:p>
@@ -3258,21 +3446,25 @@
       <w:r>
         <w:t xml:space="preserve">, </w:t>
       </w:r>
+      <w:proofErr w:type="spellStart"/>
       <w:r>
         <w:rPr>
           <w:lang w:val="en-US"/>
         </w:rPr>
         <w:t>EventPost</w:t>
       </w:r>
+      <w:proofErr w:type="spellEnd"/>
       <w:r>
         <w:t xml:space="preserve"> и </w:t>
       </w:r>
+      <w:proofErr w:type="spellStart"/>
       <w:r>
         <w:rPr>
           <w:lang w:val="en-US"/>
         </w:rPr>
         <w:t>NewsPost</w:t>
       </w:r>
+      <w:proofErr w:type="spellEnd"/>
       <w:r>
         <w:t xml:space="preserve"> хранят данные о пользователях, постах о событиях и постах с новостями соответственно. В них содержится основная информация об этих сущностях, а также указаны первичные ключи – </w:t>
       </w:r>
@@ -3352,6 +3544,7 @@
         <w:pStyle w:val="afc"/>
       </w:pPr>
       <w:r>
+        <w:lastRenderedPageBreak/>
         <w:t>Все эти таблицы составляют базу данных проекта. Для того, чтобы веб-приложение с пользовательским интерфейсом смогло правильно считывать и добавлять данные в эту базу, необходимо создать подходящий интерфейс, который определит правила их общения. Такую систему можно отобразить на диаграмме компонентов:</w:t>
       </w:r>
     </w:p>
@@ -3365,7 +3558,6 @@
         <w:rPr>
           <w:noProof/>
         </w:rPr>
-        <w:lastRenderedPageBreak/>
         <mc:AlternateContent>
           <mc:Choice Requires="wpg">
             <w:drawing>
@@ -3441,7 +3633,13 @@
         <w:jc w:val="center"/>
       </w:pPr>
       <w:r>
-        <w:t xml:space="preserve">Рис.6 </w:t>
+        <w:t>Рис.</w:t>
+      </w:r>
+      <w:r>
+        <w:t>7</w:t>
+      </w:r>
+      <w:r>
+        <w:t xml:space="preserve"> </w:t>
       </w:r>
       <w:r>
         <w:rPr>
@@ -3542,99 +3740,101 @@
       <w:pPr>
         <w:pStyle w:val="afc"/>
         <w:jc w:val="left"/>
+      </w:pPr>
+    </w:p>
+    <w:p>
+      <w:pPr>
+        <w:pStyle w:val="afc"/>
+      </w:pPr>
+      <w:r>
+        <w:t>Для</w:t>
+      </w:r>
+      <w:r>
+        <w:t xml:space="preserve"> того, чтобы создать </w:t>
+      </w:r>
+      <w:r>
         <w:rPr>
           <w:lang w:val="en-US"/>
         </w:rPr>
-      </w:pPr>
+        <w:t>API</w:t>
+      </w:r>
+      <w:r>
+        <w:t xml:space="preserve">, </w:t>
+      </w:r>
+      <w:r>
+        <w:t xml:space="preserve">мы должны будем реализовать все операции </w:t>
+      </w:r>
+      <w:r>
+        <w:rPr>
+          <w:lang w:val="en-US"/>
+        </w:rPr>
+        <w:t>CRUD</w:t>
+      </w:r>
+      <w:r>
+        <w:t xml:space="preserve"> – </w:t>
+      </w:r>
+      <w:r>
+        <w:rPr>
+          <w:lang w:val="en-US"/>
+        </w:rPr>
+        <w:t>Create</w:t>
+      </w:r>
+      <w:r>
+        <w:t xml:space="preserve">, </w:t>
+      </w:r>
+      <w:r>
+        <w:rPr>
+          <w:lang w:val="en-US"/>
+        </w:rPr>
+        <w:t>Read</w:t>
+      </w:r>
+      <w:r>
+        <w:t xml:space="preserve">, </w:t>
+      </w:r>
+      <w:r>
+        <w:rPr>
+          <w:lang w:val="en-US"/>
+        </w:rPr>
+        <w:t>Update</w:t>
+      </w:r>
+      <w:r>
+        <w:t xml:space="preserve">, </w:t>
+      </w:r>
+      <w:r>
+        <w:rPr>
+          <w:lang w:val="en-US"/>
+        </w:rPr>
+        <w:t>Delete</w:t>
+      </w:r>
+      <w:r>
+        <w:t xml:space="preserve">, </w:t>
+      </w:r>
+      <w:r>
+        <w:sym w:font="Symbol" w:char="F02D"/>
+      </w:r>
+      <w:r>
+        <w:t xml:space="preserve"> для 4 сущностей</w:t>
+      </w:r>
+      <w:r>
+        <w:t xml:space="preserve">. </w:t>
+      </w:r>
+      <w:r>
+        <w:t xml:space="preserve">Эти функции являются стандартом для каждой модели </w:t>
+      </w:r>
+      <w:r>
+        <w:rPr>
+          <w:lang w:val="en-US"/>
+        </w:rPr>
+        <w:t>API</w:t>
+      </w:r>
+      <w:r>
+        <w:t>.</w:t>
+      </w:r>
     </w:p>
     <w:p>
       <w:pPr>
         <w:pStyle w:val="afc"/>
       </w:pPr>
-      <w:r>
-        <w:t>Для</w:t>
-      </w:r>
-      <w:r>
-        <w:t xml:space="preserve"> того, чтобы создать </w:t>
-      </w:r>
-      <w:r>
-        <w:rPr>
-          <w:lang w:val="en-US"/>
-        </w:rPr>
-        <w:t>API</w:t>
-      </w:r>
-      <w:r>
-        <w:t xml:space="preserve">, </w:t>
-      </w:r>
-      <w:r>
-        <w:t xml:space="preserve">мы должны будем реализовать все операции </w:t>
-      </w:r>
-      <w:r>
-        <w:rPr>
-          <w:lang w:val="en-US"/>
-        </w:rPr>
-        <w:t>CRUD</w:t>
-      </w:r>
-      <w:r>
-        <w:t xml:space="preserve"> – </w:t>
-      </w:r>
-      <w:r>
-        <w:rPr>
-          <w:lang w:val="en-US"/>
-        </w:rPr>
-        <w:t>Create</w:t>
-      </w:r>
-      <w:r>
-        <w:t xml:space="preserve">, </w:t>
-      </w:r>
-      <w:r>
-        <w:rPr>
-          <w:lang w:val="en-US"/>
-        </w:rPr>
-        <w:t>Read</w:t>
-      </w:r>
-      <w:r>
-        <w:t xml:space="preserve">, </w:t>
-      </w:r>
-      <w:r>
-        <w:rPr>
-          <w:lang w:val="en-US"/>
-        </w:rPr>
-        <w:t>Update</w:t>
-      </w:r>
-      <w:r>
-        <w:t xml:space="preserve">, </w:t>
-      </w:r>
-      <w:r>
-        <w:rPr>
-          <w:lang w:val="en-US"/>
-        </w:rPr>
-        <w:t>Delete</w:t>
-      </w:r>
-      <w:r>
-        <w:t xml:space="preserve">, </w:t>
-      </w:r>
-      <w:r>
-        <w:sym w:font="Symbol" w:char="F02D"/>
-      </w:r>
-      <w:r>
-        <w:t xml:space="preserve"> для 4 сущностей</w:t>
-      </w:r>
-      <w:r>
-        <w:t xml:space="preserve">. </w:t>
-      </w:r>
-      <w:r>
-        <w:t xml:space="preserve">Эти функции являются стандартом для каждой модели </w:t>
-      </w:r>
-      <w:r>
-        <w:rPr>
-          <w:lang w:val="en-US"/>
-        </w:rPr>
-        <w:t>API</w:t>
-      </w:r>
-      <w:r>
-        <w:t>.</w:t>
-      </w:r>
     </w:p>
     <w:p>
       <w:pPr>
@@ -3645,6 +3845,7 @@
         <w:rPr>
           <w:noProof/>
         </w:rPr>
+        <w:lastRenderedPageBreak/>
         <w:drawing>
           <wp:inline distT="0" distB="0" distL="0" distR="0">
             <wp:extent cx="4215765" cy="2532434"/>
@@ -3678,7 +3879,7 @@
                   <pic:spPr bwMode="auto">
                     <a:xfrm>
                       <a:off x="0" y="0"/>
-                      <a:ext cx="4218017" cy="2533787"/>
+                      <a:ext cx="4215765" cy="2532434"/>
                     </a:xfrm>
                     <a:prstGeom prst="rect">
                       <a:avLst/>
@@ -3702,7 +3903,13 @@
         <w:jc w:val="center"/>
       </w:pPr>
       <w:r>
-        <w:t xml:space="preserve">Рис.7 </w:t>
+        <w:t>Рис.</w:t>
+      </w:r>
+      <w:r>
+        <w:t>8</w:t>
+      </w:r>
+      <w:r>
+        <w:t xml:space="preserve"> </w:t>
       </w:r>
       <w:r>
         <w:sym w:font="Symbol" w:char="F02D"/>
@@ -3745,6 +3952,10 @@
     <w:p>
       <w:pPr>
         <w:pStyle w:val="1"/>
+        <w:numPr>
+          <w:ilvl w:val="1"/>
+          <w:numId w:val="15"/>
+        </w:numPr>
       </w:pPr>
       <w:hyperlink w:anchor="_Toc184992824" w:tooltip="#_Toc184992824" w:history="1">
         <w:r>
@@ -3753,9 +3964,293 @@
             <w:color w:val="auto"/>
             <w:u w:val="none"/>
           </w:rPr>
-          <w:t>1.3 Разработка визуальной части приложения</w:t>
+          <w:t>Разработка визуальной части приложения</w:t>
         </w:r>
       </w:hyperlink>
+    </w:p>
+    <w:p>
+      <w:pPr>
+        <w:pStyle w:val="afc"/>
+      </w:pPr>
+    </w:p>
+    <w:p>
+      <w:pPr>
+        <w:pStyle w:val="afc"/>
+      </w:pPr>
+      <w:r>
+        <w:t>При разработке визуальной части проложения, необходимо соблюсти грань между функциональностью и эстетической составляющей дизайна. Он должен четко соответствовать требованиям, заданным на этапе проектирования.</w:t>
+      </w:r>
+    </w:p>
+    <w:p>
+      <w:pPr>
+        <w:pStyle w:val="afc"/>
+      </w:pPr>
+      <w:r>
+        <w:t>Проведя исследования и изучив аналогичные проекты других ВУЗов,</w:t>
+      </w:r>
+      <w:r>
+        <w:t xml:space="preserve"> </w:t>
+      </w:r>
+      <w:r>
+        <w:t>были выделены следующие основные элементы дизайна:</w:t>
+      </w:r>
+    </w:p>
+    <w:p>
+      <w:pPr>
+        <w:pStyle w:val="afc"/>
+        <w:numPr>
+          <w:ilvl w:val="0"/>
+          <w:numId w:val="22"/>
+        </w:numPr>
+        <w:ind w:left="0" w:firstLine="709"/>
+      </w:pPr>
+      <w:r>
+        <w:t>в верхней части экрана находятся навигационные панели, которые позволяют быстро перемещаться по основным разделам приложения;</w:t>
+      </w:r>
+    </w:p>
+    <w:p>
+      <w:pPr>
+        <w:pStyle w:val="afc"/>
+        <w:numPr>
+          <w:ilvl w:val="0"/>
+          <w:numId w:val="22"/>
+        </w:numPr>
+        <w:ind w:left="0" w:firstLine="709"/>
+      </w:pPr>
+      <w:r>
+        <w:t>в правом верхнем углу находятся элементы, отвечающие за взаимодействие с личным кабинетом (логин/регистрацию);</w:t>
+      </w:r>
+    </w:p>
+    <w:p>
+      <w:pPr>
+        <w:pStyle w:val="afc"/>
+        <w:numPr>
+          <w:ilvl w:val="0"/>
+          <w:numId w:val="22"/>
+        </w:numPr>
+        <w:ind w:left="0" w:firstLine="709"/>
+      </w:pPr>
+      <w:r>
+        <w:t>инструменты для поиска и его фильтрации также расположены в видном месте, чтобы предоставить пользователям возможность быстро найти нужную информацию;</w:t>
+      </w:r>
+    </w:p>
+    <w:p>
+      <w:pPr>
+        <w:pStyle w:val="afc"/>
+        <w:numPr>
+          <w:ilvl w:val="0"/>
+          <w:numId w:val="22"/>
+        </w:numPr>
+        <w:ind w:left="0" w:firstLine="709"/>
+      </w:pPr>
+      <w:r>
+        <w:t>информационные блоки четко отделены друг от друга и имеют хорошую иерархию данных: сначала изображение, потом заголовок, подзаголовок и основная информация (время проведения, место и т.д.);</w:t>
+      </w:r>
+    </w:p>
+    <w:p>
+      <w:pPr>
+        <w:pStyle w:val="afc"/>
+        <w:numPr>
+          <w:ilvl w:val="0"/>
+          <w:numId w:val="22"/>
+        </w:numPr>
+        <w:ind w:left="0" w:firstLine="709"/>
+      </w:pPr>
+      <w:r>
+        <w:lastRenderedPageBreak/>
+        <w:t>на страницах с подробным описанием мероприятия можно легко выделить элементы для взаимодействия – кнопки для подачи заявки на участие, кнопки для добавления в избранное и ссылки на внешние ресурсы.</w:t>
+      </w:r>
+    </w:p>
+    <w:p>
+      <w:pPr>
+        <w:pStyle w:val="afc"/>
+        <w:ind w:firstLine="0"/>
+        <w:jc w:val="center"/>
+      </w:pPr>
+      <w:r>
+        <w:rPr>
+          <w:noProof/>
+        </w:rPr>
+        <w:drawing>
+          <wp:inline distT="0" distB="0" distL="0" distR="0" wp14:anchorId="52A1D907" wp14:editId="37A2C0B8">
+            <wp:extent cx="5497689" cy="2813685"/>
+            <wp:effectExtent l="0" t="0" r="8255" b="5715"/>
+            <wp:docPr id="1031633516" name="Рисунок 1"/>
+            <wp:cNvGraphicFramePr>
+              <a:graphicFrameLocks xmlns:a="http://schemas.openxmlformats.org/drawingml/2006/main" noChangeAspect="1"/>
+            </wp:cNvGraphicFramePr>
+            <a:graphic xmlns:a="http://schemas.openxmlformats.org/drawingml/2006/main">
+              <a:graphicData uri="http://schemas.openxmlformats.org/drawingml/2006/picture">
+                <pic:pic xmlns:pic="http://schemas.openxmlformats.org/drawingml/2006/picture">
+                  <pic:nvPicPr>
+                    <pic:cNvPr id="1031633516" name=""/>
+                    <pic:cNvPicPr/>
+                  </pic:nvPicPr>
+                  <pic:blipFill rotWithShape="1">
+                    <a:blip r:embed="rId21"/>
+                    <a:srcRect l="3992" t="1579" r="3433"/>
+                    <a:stretch/>
+                  </pic:blipFill>
+                  <pic:spPr bwMode="auto">
+                    <a:xfrm>
+                      <a:off x="0" y="0"/>
+                      <a:ext cx="5498787" cy="2814247"/>
+                    </a:xfrm>
+                    <a:prstGeom prst="rect">
+                      <a:avLst/>
+                    </a:prstGeom>
+                    <a:ln>
+                      <a:noFill/>
+                    </a:ln>
+                    <a:extLst>
+                      <a:ext uri="{53640926-AAD7-44D8-BBD7-CCE9431645EC}">
+                        <a14:shadowObscured xmlns:a14="http://schemas.microsoft.com/office/drawing/2010/main"/>
+                      </a:ext>
+                    </a:extLst>
+                  </pic:spPr>
+                </pic:pic>
+              </a:graphicData>
+            </a:graphic>
+          </wp:inline>
+        </w:drawing>
+      </w:r>
+    </w:p>
+    <w:p>
+      <w:pPr>
+        <w:pStyle w:val="afc"/>
+        <w:ind w:firstLine="0"/>
+        <w:jc w:val="center"/>
+      </w:pPr>
+      <w:r>
+        <w:t xml:space="preserve">Рис. 10 </w:t>
+      </w:r>
+      <w:r>
+        <w:sym w:font="Symbol" w:char="F02D"/>
+      </w:r>
+      <w:r>
+        <w:t xml:space="preserve"> Страница с подробным описанием мероприятия на платформе</w:t>
+      </w:r>
+      <w:r>
+        <w:t xml:space="preserve"> </w:t>
+      </w:r>
+      <w:r>
+        <w:rPr>
+          <w:lang w:val="en-US"/>
+        </w:rPr>
+        <w:t>Leader</w:t>
+      </w:r>
+      <w:r>
+        <w:t xml:space="preserve"> </w:t>
+      </w:r>
+      <w:r>
+        <w:rPr>
+          <w:lang w:val="en-US"/>
+        </w:rPr>
+        <w:t>ID</w:t>
+      </w:r>
+    </w:p>
+    <w:p>
+      <w:pPr>
+        <w:pStyle w:val="afc"/>
+        <w:ind w:left="709" w:firstLine="0"/>
+      </w:pPr>
+    </w:p>
+    <w:p>
+      <w:pPr>
+        <w:pStyle w:val="afc"/>
+      </w:pPr>
+      <w:r>
+        <w:t>Пользуясь этой информацией, создадим макет сайта</w:t>
+      </w:r>
+      <w:r>
+        <w:t xml:space="preserve">, </w:t>
+      </w:r>
+      <w:r>
+        <w:t xml:space="preserve">используя онлайн-сервис </w:t>
+      </w:r>
+      <w:r>
+        <w:rPr>
+          <w:lang w:val="en-US"/>
+        </w:rPr>
+        <w:t>Figma</w:t>
+      </w:r>
+      <w:r>
+        <w:t>. Нам понадобится</w:t>
+      </w:r>
+      <w:r>
+        <w:t xml:space="preserve"> разработать четыре основных вида страниц:</w:t>
+      </w:r>
+    </w:p>
+    <w:p>
+      <w:pPr>
+        <w:pStyle w:val="afc"/>
+        <w:numPr>
+          <w:ilvl w:val="0"/>
+          <w:numId w:val="22"/>
+        </w:numPr>
+        <w:ind w:left="0" w:firstLine="709"/>
+      </w:pPr>
+      <w:r>
+        <w:t>главные страницы для новостной ленты и календаря событий;</w:t>
+      </w:r>
+    </w:p>
+    <w:p>
+      <w:pPr>
+        <w:pStyle w:val="afc"/>
+        <w:numPr>
+          <w:ilvl w:val="0"/>
+          <w:numId w:val="22"/>
+        </w:numPr>
+        <w:ind w:left="0" w:firstLine="709"/>
+      </w:pPr>
+      <w:r>
+        <w:t>страницы с подробной информацией о новости или событии;</w:t>
+      </w:r>
+    </w:p>
+    <w:p>
+      <w:pPr>
+        <w:pStyle w:val="afc"/>
+        <w:numPr>
+          <w:ilvl w:val="0"/>
+          <w:numId w:val="22"/>
+        </w:numPr>
+        <w:ind w:left="0" w:firstLine="709"/>
+      </w:pPr>
+      <w:r>
+        <w:t>страницу личного кабинета пользователя;</w:t>
+      </w:r>
+    </w:p>
+    <w:p>
+      <w:pPr>
+        <w:pStyle w:val="afc"/>
+        <w:numPr>
+          <w:ilvl w:val="0"/>
+          <w:numId w:val="22"/>
+        </w:numPr>
+        <w:ind w:left="0" w:firstLine="709"/>
+      </w:pPr>
+      <w:r>
+        <w:t xml:space="preserve">страницу для создания новостей или поста о событии. </w:t>
+      </w:r>
+    </w:p>
+    <w:p>
+      <w:pPr>
+        <w:pStyle w:val="afc"/>
+      </w:pPr>
+      <w:r>
+        <w:t>Необходимо будет также учесть, что у пользователей с разными правами доступа</w:t>
+      </w:r>
+      <w:r>
+        <w:t xml:space="preserve"> внешний вид страниц может отличаться.</w:t>
+      </w:r>
+    </w:p>
+    <w:p>
+      <w:pPr>
+        <w:pStyle w:val="afc"/>
+      </w:pPr>
+      <w:r>
+        <w:t>///Тут потом будут скрины макета, пока фронт не делала///</w:t>
+      </w:r>
     </w:p>
     <w:p>
       <w:pPr>
@@ -3788,6 +4283,42 @@
     </w:p>
     <w:p>
       <w:pPr>
+        <w:pStyle w:val="afc"/>
+        <w:rPr>
+          <w:lang w:eastAsia="ar-SA"/>
+        </w:rPr>
+      </w:pPr>
+    </w:p>
+    <w:p>
+      <w:pPr>
+        <w:pStyle w:val="afc"/>
+        <w:rPr>
+          <w:lang w:eastAsia="ar-SA"/>
+        </w:rPr>
+      </w:pPr>
+      <w:r>
+        <w:rPr>
+          <w:lang w:eastAsia="ar-SA"/>
+        </w:rPr>
+        <w:t>Разработка веб-приложения требует обоснованного выбора технологий, которые смогут обеспечить не только соответствие выставленным требованиям</w:t>
+      </w:r>
+      <w:r>
+        <w:rPr>
+          <w:lang w:eastAsia="ar-SA"/>
+        </w:rPr>
+        <w:t xml:space="preserve">, но и надежность, производительность и удобство поддержки. </w:t>
+      </w:r>
+    </w:p>
+    <w:p>
+      <w:pPr>
+        <w:pStyle w:val="afc"/>
+        <w:rPr>
+          <w:lang w:eastAsia="ar-SA"/>
+        </w:rPr>
+      </w:pPr>
+    </w:p>
+    <w:p>
+      <w:pPr>
         <w:pStyle w:val="1"/>
       </w:pPr>
       <w:hyperlink w:anchor="_Toc184992826" w:tooltip="#_Toc184992826" w:history="1">
@@ -3803,6 +4334,432 @@
     </w:p>
     <w:p>
       <w:pPr>
+        <w:pStyle w:val="afc"/>
+        <w:rPr>
+          <w:lang w:val="en-US" w:eastAsia="ar-SA"/>
+        </w:rPr>
+      </w:pPr>
+    </w:p>
+    <w:p>
+      <w:pPr>
+        <w:pStyle w:val="afc"/>
+        <w:rPr>
+          <w:lang w:eastAsia="ar-SA"/>
+        </w:rPr>
+      </w:pPr>
+      <w:r>
+        <w:rPr>
+          <w:lang w:eastAsia="ar-SA"/>
+        </w:rPr>
+        <w:t>В качестве основы серверной части</w:t>
+      </w:r>
+      <w:r>
+        <w:rPr>
+          <w:lang w:eastAsia="ar-SA"/>
+        </w:rPr>
+        <w:t xml:space="preserve"> </w:t>
+      </w:r>
+      <w:r>
+        <w:rPr>
+          <w:lang w:eastAsia="ar-SA"/>
+        </w:rPr>
+        <w:t>рассмотрим</w:t>
+      </w:r>
+      <w:r>
+        <w:rPr>
+          <w:lang w:eastAsia="ar-SA"/>
+        </w:rPr>
+        <w:t xml:space="preserve"> стек, основанный на </w:t>
+      </w:r>
+      <w:r>
+        <w:rPr>
+          <w:lang w:val="en-US" w:eastAsia="ar-SA"/>
+        </w:rPr>
+        <w:t>Node</w:t>
+      </w:r>
+      <w:r>
+        <w:rPr>
+          <w:lang w:eastAsia="ar-SA"/>
+        </w:rPr>
+        <w:t>.</w:t>
+      </w:r>
+      <w:proofErr w:type="spellStart"/>
+      <w:r>
+        <w:rPr>
+          <w:lang w:val="en-US" w:eastAsia="ar-SA"/>
+        </w:rPr>
+        <w:t>js</w:t>
+      </w:r>
+      <w:proofErr w:type="spellEnd"/>
+      <w:r>
+        <w:rPr>
+          <w:lang w:eastAsia="ar-SA"/>
+        </w:rPr>
+        <w:t xml:space="preserve"> </w:t>
+      </w:r>
+      <w:r>
+        <w:rPr>
+          <w:lang w:eastAsia="ar-SA"/>
+        </w:rPr>
+        <w:t xml:space="preserve">и </w:t>
+      </w:r>
+      <w:r>
+        <w:rPr>
+          <w:lang w:val="en-US" w:eastAsia="ar-SA"/>
+        </w:rPr>
+        <w:t>Express</w:t>
+      </w:r>
+      <w:r>
+        <w:rPr>
+          <w:lang w:eastAsia="ar-SA"/>
+        </w:rPr>
+        <w:t>.</w:t>
+      </w:r>
+      <w:r>
+        <w:rPr>
+          <w:lang w:eastAsia="ar-SA"/>
+        </w:rPr>
+        <w:t xml:space="preserve"> </w:t>
+      </w:r>
+    </w:p>
+    <w:p>
+      <w:pPr>
+        <w:pStyle w:val="afc"/>
+        <w:rPr>
+          <w:lang w:eastAsia="ar-SA"/>
+        </w:rPr>
+      </w:pPr>
+      <w:r>
+        <w:rPr>
+          <w:lang w:val="en-US" w:eastAsia="ar-SA"/>
+        </w:rPr>
+        <w:t>Node</w:t>
+      </w:r>
+      <w:r>
+        <w:rPr>
+          <w:lang w:eastAsia="ar-SA"/>
+        </w:rPr>
+        <w:t>.</w:t>
+      </w:r>
+      <w:proofErr w:type="spellStart"/>
+      <w:r>
+        <w:rPr>
+          <w:lang w:val="en-US" w:eastAsia="ar-SA"/>
+        </w:rPr>
+        <w:t>js</w:t>
+      </w:r>
+      <w:proofErr w:type="spellEnd"/>
+      <w:r>
+        <w:rPr>
+          <w:lang w:eastAsia="ar-SA"/>
+        </w:rPr>
+        <w:t xml:space="preserve"> </w:t>
+      </w:r>
+      <w:r>
+        <w:rPr>
+          <w:lang w:eastAsia="ar-SA"/>
+        </w:rPr>
+        <w:t xml:space="preserve">– это платформа, </w:t>
+      </w:r>
+      <w:r>
+        <w:rPr>
+          <w:lang w:eastAsia="ar-SA"/>
+        </w:rPr>
+        <w:t xml:space="preserve">написанная на языке </w:t>
+      </w:r>
+      <w:r>
+        <w:rPr>
+          <w:lang w:val="en-US" w:eastAsia="ar-SA"/>
+        </w:rPr>
+        <w:t>JavaScript</w:t>
+      </w:r>
+      <w:r>
+        <w:rPr>
+          <w:lang w:eastAsia="ar-SA"/>
+        </w:rPr>
+        <w:t>, для разработки серверной части приложений</w:t>
+      </w:r>
+      <w:r>
+        <w:rPr>
+          <w:lang w:eastAsia="ar-SA"/>
+        </w:rPr>
+        <w:t xml:space="preserve">. </w:t>
+      </w:r>
+      <w:r>
+        <w:rPr>
+          <w:lang w:val="en-US" w:eastAsia="ar-SA"/>
+        </w:rPr>
+        <w:t>Node</w:t>
+      </w:r>
+      <w:r>
+        <w:rPr>
+          <w:lang w:eastAsia="ar-SA"/>
+        </w:rPr>
+        <w:t>.</w:t>
+      </w:r>
+      <w:proofErr w:type="spellStart"/>
+      <w:r>
+        <w:rPr>
+          <w:lang w:val="en-US" w:eastAsia="ar-SA"/>
+        </w:rPr>
+        <w:t>js</w:t>
+      </w:r>
+      <w:proofErr w:type="spellEnd"/>
+      <w:r>
+        <w:rPr>
+          <w:lang w:eastAsia="ar-SA"/>
+        </w:rPr>
+        <w:t xml:space="preserve"> </w:t>
+      </w:r>
+      <w:r>
+        <w:rPr>
+          <w:lang w:eastAsia="ar-SA"/>
+        </w:rPr>
+        <w:t xml:space="preserve">предназначен для работы с сетью, файловой и операционной системами, потоками данных и других </w:t>
+      </w:r>
+      <w:r>
+        <w:rPr>
+          <w:lang w:val="en-US" w:eastAsia="ar-SA"/>
+        </w:rPr>
+        <w:t>backend</w:t>
+      </w:r>
+      <w:r>
+        <w:rPr>
+          <w:lang w:eastAsia="ar-SA"/>
+        </w:rPr>
+        <w:t>-</w:t>
+      </w:r>
+      <w:r>
+        <w:rPr>
+          <w:lang w:eastAsia="ar-SA"/>
+        </w:rPr>
+        <w:t xml:space="preserve">задачами, а также </w:t>
+      </w:r>
+      <w:r>
+        <w:rPr>
+          <w:lang w:eastAsia="ar-SA"/>
+        </w:rPr>
+        <w:t xml:space="preserve">обеспечивает асинхронное выполнение кода, что особенно эффективно для приложений с большим количеством одновременных запросов. </w:t>
+      </w:r>
+      <w:r>
+        <w:rPr>
+          <w:lang w:eastAsia="ar-SA"/>
+        </w:rPr>
+        <w:t xml:space="preserve">Кроме того, важнейшим плюсом этой платформы является встроенное </w:t>
+      </w:r>
+      <w:r>
+        <w:rPr>
+          <w:lang w:val="en-US" w:eastAsia="ar-SA"/>
+        </w:rPr>
+        <w:t>API</w:t>
+      </w:r>
+      <w:r>
+        <w:rPr>
+          <w:lang w:eastAsia="ar-SA"/>
+        </w:rPr>
+        <w:t>,</w:t>
+      </w:r>
+      <w:r>
+        <w:rPr>
+          <w:lang w:eastAsia="ar-SA"/>
+        </w:rPr>
+        <w:t xml:space="preserve"> которое позволит реализовать спроектированное приложение без лишних проблем.</w:t>
+      </w:r>
+    </w:p>
+    <w:p>
+      <w:pPr>
+        <w:pStyle w:val="afc"/>
+        <w:rPr>
+          <w:lang w:eastAsia="ar-SA"/>
+        </w:rPr>
+      </w:pPr>
+      <w:r>
+        <w:rPr>
+          <w:lang w:eastAsia="ar-SA"/>
+        </w:rPr>
+        <w:t xml:space="preserve">Фреймворк </w:t>
+      </w:r>
+      <w:r>
+        <w:rPr>
+          <w:lang w:val="en-US" w:eastAsia="ar-SA"/>
+        </w:rPr>
+        <w:t>Express</w:t>
+      </w:r>
+      <w:r>
+        <w:rPr>
+          <w:lang w:eastAsia="ar-SA"/>
+        </w:rPr>
+        <w:t>, в свою очередь, предоставляет лаконичный и мощный интерфейс для построения маршрутов и обработки запросов.</w:t>
+      </w:r>
+      <w:r>
+        <w:rPr>
+          <w:lang w:eastAsia="ar-SA"/>
+        </w:rPr>
+        <w:t xml:space="preserve"> </w:t>
+      </w:r>
+      <w:r>
+        <w:rPr>
+          <w:lang w:eastAsia="ar-SA"/>
+        </w:rPr>
+        <w:t>Для обработки запросов в Express определено ряд встроенных функций, и одной из таких является функция </w:t>
+      </w:r>
+      <w:proofErr w:type="spellStart"/>
+      <w:r>
+        <w:rPr>
+          <w:bCs w:val="0"/>
+          <w:lang w:eastAsia="ar-SA"/>
+        </w:rPr>
+        <w:t>app.get</w:t>
+      </w:r>
+      <w:proofErr w:type="spellEnd"/>
+      <w:r>
+        <w:rPr>
+          <w:bCs w:val="0"/>
+          <w:lang w:eastAsia="ar-SA"/>
+        </w:rPr>
+        <w:t>().</w:t>
+      </w:r>
+      <w:r>
+        <w:rPr>
+          <w:lang w:eastAsia="ar-SA"/>
+        </w:rPr>
+        <w:t xml:space="preserve"> Она обрабатывает GET-запросы протокола HTTP и позволяет связать маршруты с определенными обработчиками.</w:t>
+      </w:r>
+    </w:p>
+    <w:p>
+      <w:pPr>
+        <w:pStyle w:val="afc"/>
+        <w:rPr>
+          <w:lang w:eastAsia="ar-SA"/>
+        </w:rPr>
+      </w:pPr>
+      <w:r>
+        <w:rPr>
+          <w:lang w:eastAsia="ar-SA"/>
+        </w:rPr>
+        <w:t xml:space="preserve">В качестве СУБД выбрана </w:t>
+      </w:r>
+      <w:r>
+        <w:rPr>
+          <w:lang w:val="en-US" w:eastAsia="ar-SA"/>
+        </w:rPr>
+        <w:t>PostgreSQL</w:t>
+      </w:r>
+      <w:r>
+        <w:rPr>
+          <w:lang w:eastAsia="ar-SA"/>
+        </w:rPr>
+        <w:t xml:space="preserve">, за счет своей надежности и соответствий стандарту </w:t>
+      </w:r>
+      <w:r>
+        <w:rPr>
+          <w:lang w:val="en-US" w:eastAsia="ar-SA"/>
+        </w:rPr>
+        <w:t>SQL</w:t>
+      </w:r>
+      <w:r>
+        <w:rPr>
+          <w:lang w:eastAsia="ar-SA"/>
+        </w:rPr>
+        <w:t>, поддержке транзакций</w:t>
+      </w:r>
+      <w:r>
+        <w:rPr>
+          <w:lang w:eastAsia="ar-SA"/>
+        </w:rPr>
+        <w:t xml:space="preserve"> и </w:t>
+      </w:r>
+      <w:r>
+        <w:rPr>
+          <w:lang w:eastAsia="ar-SA"/>
+        </w:rPr>
+        <w:t>ра</w:t>
+      </w:r>
+      <w:r>
+        <w:rPr>
+          <w:lang w:eastAsia="ar-SA"/>
+        </w:rPr>
+        <w:t xml:space="preserve">сширяемости. На сегодняшний день она является наиболее популярной свободной объектно-реляционной СУБД, применяемой во множестве программных продуктов и решений. </w:t>
+      </w:r>
+    </w:p>
+    <w:p>
+      <w:pPr>
+        <w:pStyle w:val="afc"/>
+        <w:rPr>
+          <w:lang w:eastAsia="ar-SA"/>
+        </w:rPr>
+      </w:pPr>
+      <w:r>
+        <w:rPr>
+          <w:lang w:eastAsia="ar-SA"/>
+        </w:rPr>
+        <w:lastRenderedPageBreak/>
+        <w:t xml:space="preserve">Для хранения и управления конфиденциальными параметрами конфигурации (например, строк подключения к базе данных) применяется библиотека </w:t>
+      </w:r>
+      <w:proofErr w:type="spellStart"/>
+      <w:r>
+        <w:rPr>
+          <w:bCs w:val="0"/>
+          <w:lang w:eastAsia="ar-SA"/>
+        </w:rPr>
+        <w:t>dotenv</w:t>
+      </w:r>
+      <w:proofErr w:type="spellEnd"/>
+      <w:r>
+        <w:rPr>
+          <w:lang w:eastAsia="ar-SA"/>
+        </w:rPr>
+        <w:t>, что упрощает переносимость и безопасность приложения.</w:t>
+      </w:r>
+      <w:r>
+        <w:rPr>
+          <w:lang w:eastAsia="ar-SA"/>
+        </w:rPr>
+        <w:t xml:space="preserve"> Эта библиотека также помогает избежать использования такого </w:t>
+      </w:r>
+      <w:proofErr w:type="spellStart"/>
+      <w:r>
+        <w:rPr>
+          <w:lang w:eastAsia="ar-SA"/>
+        </w:rPr>
+        <w:t>антипаттерна</w:t>
+      </w:r>
+      <w:proofErr w:type="spellEnd"/>
+      <w:r>
+        <w:rPr>
+          <w:lang w:eastAsia="ar-SA"/>
+        </w:rPr>
+        <w:t xml:space="preserve">, как жесткое кодирование </w:t>
+      </w:r>
+      <w:r>
+        <w:rPr>
+          <w:lang w:eastAsia="ar-SA"/>
+        </w:rPr>
+        <w:sym w:font="Symbol" w:char="F02D"/>
+      </w:r>
+      <w:r>
+        <w:rPr>
+          <w:lang w:eastAsia="ar-SA"/>
+        </w:rPr>
+        <w:t xml:space="preserve"> практика разработки, заключающаяся во встраивании данных непосредственно в исходный код программы. Такой подход </w:t>
+      </w:r>
+      <w:r>
+        <w:rPr>
+          <w:lang w:eastAsia="ar-SA"/>
+        </w:rPr>
+        <w:t>сильно понижает гибкость и масштабируемость.</w:t>
+      </w:r>
+    </w:p>
+    <w:p>
+      <w:pPr>
+        <w:pStyle w:val="afc"/>
+        <w:rPr>
+          <w:lang w:eastAsia="ar-SA"/>
+        </w:rPr>
+      </w:pPr>
+    </w:p>
+    <w:p>
+      <w:pPr>
         <w:pStyle w:val="1"/>
       </w:pPr>
       <w:hyperlink w:anchor="_Toc184992827" w:tooltip="#_Toc184992827" w:history="1">
@@ -3818,6 +4775,78 @@
     </w:p>
     <w:p>
       <w:pPr>
+        <w:pStyle w:val="afc"/>
+        <w:rPr>
+          <w:lang w:eastAsia="ar-SA"/>
+        </w:rPr>
+      </w:pPr>
+    </w:p>
+    <w:p>
+      <w:pPr>
+        <w:pStyle w:val="afc"/>
+        <w:rPr>
+          <w:lang w:eastAsia="ar-SA"/>
+        </w:rPr>
+      </w:pPr>
+      <w:r>
+        <w:rPr>
+          <w:lang w:eastAsia="ar-SA"/>
+        </w:rPr>
+        <w:t xml:space="preserve">Для клиентской части будем использовать стек, состоящий из фреймворка </w:t>
+      </w:r>
+      <w:r>
+        <w:rPr>
+          <w:lang w:val="en-US" w:eastAsia="ar-SA"/>
+        </w:rPr>
+        <w:t>ReactJS</w:t>
+      </w:r>
+      <w:r>
+        <w:rPr>
+          <w:lang w:eastAsia="ar-SA"/>
+        </w:rPr>
+        <w:t xml:space="preserve">, </w:t>
+      </w:r>
+      <w:r>
+        <w:rPr>
+          <w:lang w:val="en-US" w:eastAsia="ar-SA"/>
+        </w:rPr>
+        <w:t>React</w:t>
+      </w:r>
+      <w:r>
+        <w:rPr>
+          <w:lang w:eastAsia="ar-SA"/>
+        </w:rPr>
+        <w:t xml:space="preserve"> </w:t>
+      </w:r>
+      <w:r>
+        <w:rPr>
+          <w:lang w:val="en-US" w:eastAsia="ar-SA"/>
+        </w:rPr>
+        <w:t>Bootstrap</w:t>
+      </w:r>
+      <w:r>
+        <w:rPr>
+          <w:lang w:eastAsia="ar-SA"/>
+        </w:rPr>
+        <w:t xml:space="preserve"> </w:t>
+      </w:r>
+      <w:r>
+        <w:rPr>
+          <w:lang w:eastAsia="ar-SA"/>
+        </w:rPr>
+        <w:t>и других вспомогательных инструментов.</w:t>
+      </w:r>
+    </w:p>
+    <w:p>
+      <w:pPr>
+        <w:pStyle w:val="afc"/>
+        <w:rPr>
+          <w:lang w:eastAsia="ar-SA"/>
+        </w:rPr>
+      </w:pPr>
+    </w:p>
+    <w:p>
+      <w:pPr>
         <w:rPr>
           <w:rFonts w:ascii="Times New Roman" w:hAnsi="Times New Roman" w:cstheme="minorHAnsi"/>
           <w:b/>
@@ -3955,10 +4984,369 @@
     <w:p>
       <w:pPr>
         <w:rPr>
-          <w:rFonts w:ascii="Times New Roman" w:hAnsi="Times New Roman" w:cstheme="minorHAnsi"/>
-          <w:b/>
-          <w:sz w:val="28"/>
-          <w:szCs w:val="20"/>
+          <w:lang w:eastAsia="ar-SA"/>
+        </w:rPr>
+      </w:pPr>
+    </w:p>
+    <w:p>
+      <w:pPr>
+        <w:pStyle w:val="afc"/>
+        <w:numPr>
+          <w:ilvl w:val="0"/>
+          <w:numId w:val="21"/>
+        </w:numPr>
+        <w:ind w:left="0" w:firstLine="709"/>
+      </w:pPr>
+      <w:r>
+        <w:t xml:space="preserve">Кубанский государственный университет. </w:t>
+      </w:r>
+      <w:r>
+        <w:sym w:font="Symbol" w:char="F02D"/>
+      </w:r>
+      <w:r>
+        <w:t xml:space="preserve"> Текст : электронный //</w:t>
+      </w:r>
+      <w:r>
+        <w:t xml:space="preserve"> КубГУ </w:t>
+      </w:r>
+      <w:r>
+        <w:sym w:font="Symbol" w:char="F02D"/>
+      </w:r>
+      <w:r>
+        <w:t xml:space="preserve"> официальный сайт. </w:t>
+      </w:r>
+      <w:r>
+        <w:sym w:font="Symbol" w:char="F02D"/>
+      </w:r>
+      <w:r>
+        <w:t xml:space="preserve"> </w:t>
+      </w:r>
+      <w:r>
+        <w:rPr>
+          <w:lang w:val="en-US"/>
+        </w:rPr>
+        <w:t xml:space="preserve">URL: </w:t>
+      </w:r>
+      <w:hyperlink r:id="rId22" w:history="1">
+        <w:r>
+          <w:rPr>
+            <w:rStyle w:val="aff2"/>
+          </w:rPr>
+          <w:t>https://kubsu.ru/ru</w:t>
+        </w:r>
+      </w:hyperlink>
+      <w:r>
+        <w:t xml:space="preserve"> </w:t>
+      </w:r>
+      <w:r>
+        <w:rPr>
+          <w:lang w:val="en-US"/>
+        </w:rPr>
+        <w:t>(</w:t>
+      </w:r>
+      <w:r>
+        <w:t>дата обращения: 15.04.2025)</w:t>
+      </w:r>
+    </w:p>
+    <w:p>
+      <w:pPr>
+        <w:pStyle w:val="afc"/>
+        <w:numPr>
+          <w:ilvl w:val="0"/>
+          <w:numId w:val="21"/>
+        </w:numPr>
+        <w:ind w:left="0" w:firstLine="709"/>
+      </w:pPr>
+      <w:r>
+        <w:t xml:space="preserve">Все мероприятия ВШЭ </w:t>
+      </w:r>
+      <w:r>
+        <w:sym w:font="Symbol" w:char="F02D"/>
+      </w:r>
+      <w:r>
+        <w:t xml:space="preserve"> Текст: электронный // ВШЭ – официальный сайт. </w:t>
+      </w:r>
+      <w:r>
+        <w:sym w:font="Symbol" w:char="F02D"/>
+      </w:r>
+      <w:r>
+        <w:t xml:space="preserve"> </w:t>
+      </w:r>
+      <w:r>
+        <w:rPr>
+          <w:lang w:val="en-US"/>
+        </w:rPr>
+        <w:t xml:space="preserve">URL: </w:t>
+      </w:r>
+      <w:hyperlink r:id="rId23" w:history="1">
+        <w:r>
+          <w:rPr>
+            <w:rStyle w:val="aff2"/>
+            <w:lang w:val="en-US"/>
+          </w:rPr>
+          <w:t>https://www.hse.ru/announcements/</w:t>
+        </w:r>
+      </w:hyperlink>
+      <w:r>
+        <w:rPr>
+          <w:lang w:val="en-US"/>
+        </w:rPr>
+        <w:t xml:space="preserve"> (</w:t>
+      </w:r>
+      <w:r>
+        <w:t>дата обращения: 15.04.2025)</w:t>
+      </w:r>
+    </w:p>
+    <w:p>
+      <w:pPr>
+        <w:pStyle w:val="afc"/>
+        <w:numPr>
+          <w:ilvl w:val="0"/>
+          <w:numId w:val="21"/>
+        </w:numPr>
+        <w:ind w:left="0" w:firstLine="709"/>
+      </w:pPr>
+      <w:r>
+        <w:t>Анонсы событий ИТМО</w:t>
+      </w:r>
+      <w:r>
+        <w:t>/</w:t>
+      </w:r>
+      <w:r>
+        <w:rPr>
+          <w:lang w:val="en-US"/>
+        </w:rPr>
+        <w:t>STUDENTS</w:t>
+      </w:r>
+      <w:r>
+        <w:t xml:space="preserve"> </w:t>
+      </w:r>
+      <w:r>
+        <w:rPr>
+          <w:lang w:val="en-US"/>
+        </w:rPr>
+        <w:sym w:font="Symbol" w:char="F02D"/>
+      </w:r>
+      <w:r>
+        <w:t xml:space="preserve"> </w:t>
+      </w:r>
+      <w:r>
+        <w:t>Текст: электронный // ИТМО</w:t>
+      </w:r>
+      <w:r>
+        <w:t>/</w:t>
+      </w:r>
+      <w:r>
+        <w:rPr>
+          <w:lang w:val="en-US"/>
+        </w:rPr>
+        <w:t>STUDENTS</w:t>
+      </w:r>
+      <w:r>
+        <w:t xml:space="preserve"> </w:t>
+      </w:r>
+      <w:r>
+        <w:t>–</w:t>
+      </w:r>
+      <w:r>
+        <w:t xml:space="preserve"> </w:t>
+      </w:r>
+      <w:r>
+        <w:t>официальный сайт для учащихся</w:t>
+      </w:r>
+      <w:r>
+        <w:t xml:space="preserve">. </w:t>
+      </w:r>
+      <w:r>
+        <w:sym w:font="Symbol" w:char="F02D"/>
+      </w:r>
+      <w:r>
+        <w:t xml:space="preserve"> </w:t>
+      </w:r>
+      <w:r>
+        <w:rPr>
+          <w:lang w:val="en-US"/>
+        </w:rPr>
+        <w:t>URL</w:t>
+      </w:r>
+      <w:r>
+        <w:t xml:space="preserve">: </w:t>
+      </w:r>
+      <w:hyperlink r:id="rId24" w:history="1">
+        <w:r>
+          <w:rPr>
+            <w:rStyle w:val="aff2"/>
+            <w:lang w:val="en-US"/>
+          </w:rPr>
+          <w:t>https</w:t>
+        </w:r>
+        <w:r>
+          <w:rPr>
+            <w:rStyle w:val="aff2"/>
+          </w:rPr>
+          <w:t>://</w:t>
+        </w:r>
+        <w:r>
+          <w:rPr>
+            <w:rStyle w:val="aff2"/>
+            <w:lang w:val="en-US"/>
+          </w:rPr>
+          <w:t>student</w:t>
+        </w:r>
+        <w:r>
+          <w:rPr>
+            <w:rStyle w:val="aff2"/>
+          </w:rPr>
+          <w:t>.</w:t>
+        </w:r>
+        <w:proofErr w:type="spellStart"/>
+        <w:r>
+          <w:rPr>
+            <w:rStyle w:val="aff2"/>
+            <w:lang w:val="en-US"/>
+          </w:rPr>
+          <w:t>itmo</w:t>
+        </w:r>
+        <w:proofErr w:type="spellEnd"/>
+        <w:r>
+          <w:rPr>
+            <w:rStyle w:val="aff2"/>
+          </w:rPr>
+          <w:t>.</w:t>
+        </w:r>
+        <w:proofErr w:type="spellStart"/>
+        <w:r>
+          <w:rPr>
+            <w:rStyle w:val="aff2"/>
+            <w:lang w:val="en-US"/>
+          </w:rPr>
+          <w:t>ru</w:t>
+        </w:r>
+        <w:proofErr w:type="spellEnd"/>
+        <w:r>
+          <w:rPr>
+            <w:rStyle w:val="aff2"/>
+          </w:rPr>
+          <w:t>/</w:t>
+        </w:r>
+        <w:proofErr w:type="spellStart"/>
+        <w:r>
+          <w:rPr>
+            <w:rStyle w:val="aff2"/>
+            <w:lang w:val="en-US"/>
+          </w:rPr>
+          <w:t>ru</w:t>
+        </w:r>
+        <w:proofErr w:type="spellEnd"/>
+        <w:r>
+          <w:rPr>
+            <w:rStyle w:val="aff2"/>
+          </w:rPr>
+          <w:t>/</w:t>
+        </w:r>
+        <w:r>
+          <w:rPr>
+            <w:rStyle w:val="aff2"/>
+            <w:lang w:val="en-US"/>
+          </w:rPr>
+          <w:t>events</w:t>
+        </w:r>
+        <w:r>
+          <w:rPr>
+            <w:rStyle w:val="aff2"/>
+          </w:rPr>
+          <w:t>/</w:t>
+        </w:r>
+      </w:hyperlink>
+      <w:r>
+        <w:t xml:space="preserve"> (</w:t>
+      </w:r>
+      <w:r>
+        <w:t>дата обращения: 15.04.2025)</w:t>
+      </w:r>
+    </w:p>
+    <w:p>
+      <w:pPr>
+        <w:pStyle w:val="afc"/>
+        <w:numPr>
+          <w:ilvl w:val="0"/>
+          <w:numId w:val="21"/>
+        </w:numPr>
+        <w:ind w:left="0" w:firstLine="709"/>
+      </w:pPr>
+      <w:r>
+        <w:t xml:space="preserve">Мероприятия </w:t>
+      </w:r>
+      <w:proofErr w:type="spellStart"/>
+      <w:r>
+        <w:t>СПбГТИ</w:t>
+      </w:r>
+      <w:proofErr w:type="spellEnd"/>
+      <w:r>
+        <w:t xml:space="preserve"> (ТУ) </w:t>
+      </w:r>
+      <w:r>
+        <w:rPr>
+          <w:lang w:val="en-US"/>
+        </w:rPr>
+        <w:sym w:font="Symbol" w:char="F02D"/>
+      </w:r>
+      <w:r>
+        <w:t xml:space="preserve"> </w:t>
+      </w:r>
+      <w:r>
+        <w:t xml:space="preserve">Текст: электронный // УНИ </w:t>
+      </w:r>
+      <w:proofErr w:type="spellStart"/>
+      <w:r>
+        <w:t>СБбГТИ</w:t>
+      </w:r>
+      <w:proofErr w:type="spellEnd"/>
+      <w:r>
+        <w:t xml:space="preserve"> (ТУ) </w:t>
+      </w:r>
+      <w:r>
+        <w:sym w:font="Symbol" w:char="F02D"/>
+      </w:r>
+      <w:r>
+        <w:t xml:space="preserve"> официальный сайт. </w:t>
+      </w:r>
+      <w:r>
+        <w:sym w:font="Symbol" w:char="F02D"/>
+      </w:r>
+      <w:r>
+        <w:t xml:space="preserve"> </w:t>
+      </w:r>
+      <w:r>
+        <w:rPr>
+          <w:lang w:val="en-US"/>
+        </w:rPr>
+        <w:t xml:space="preserve">URL: </w:t>
+      </w:r>
+      <w:hyperlink r:id="rId25" w:history="1">
+        <w:r>
+          <w:rPr>
+            <w:rStyle w:val="aff2"/>
+            <w:lang w:val="en-US"/>
+          </w:rPr>
+          <w:t>https://science.spb.ru/anevents</w:t>
+        </w:r>
+      </w:hyperlink>
+      <w:r>
+        <w:rPr>
+          <w:lang w:val="en-US"/>
+        </w:rPr>
+        <w:t xml:space="preserve"> (</w:t>
+      </w:r>
+      <w:r>
+        <w:t>дата обращения 15.04.2025)</w:t>
+      </w:r>
+    </w:p>
+    <w:p>
+      <w:pPr>
+        <w:pStyle w:val="afc"/>
+        <w:rPr>
+          <w:rFonts w:cstheme="minorHAnsi"/>
           <w:lang w:eastAsia="ar-SA"/>
         </w:rPr>
       </w:pPr>
@@ -3991,7 +5379,7 @@
       </w:pPr>
     </w:p>
     <w:sectPr>
-      <w:footerReference w:type="default" r:id="rId21"/>
+      <w:footerReference w:type="default" r:id="rId26"/>
       <w:pgSz w:w="11906" w:h="16838"/>
       <w:pgMar w:top="1134" w:right="851" w:bottom="1134" w:left="1701" w:header="709" w:footer="709" w:gutter="0"/>
       <w:cols w:space="708"/>
@@ -5315,6 +6703,95 @@
     </w:lvl>
   </w:abstractNum>
   <w:abstractNum w:abstractNumId="11" w15:restartNumberingAfterBreak="0">
+    <w:nsid w:val="4B552FFF"/>
+    <w:multiLevelType w:val="hybridMultilevel"/>
+    <w:tmpl w:val="ECB2FD38"/>
+    <w:lvl w:ilvl="0" w:tplc="7224727C">
+      <w:start w:val="1"/>
+      <w:numFmt w:val="decimal"/>
+      <w:lvlText w:val="%1"/>
+      <w:lvlJc w:val="left"/>
+      <w:pPr>
+        <w:ind w:left="1429" w:hanging="360"/>
+      </w:pPr>
+      <w:rPr>
+        <w:rFonts w:hint="default"/>
+      </w:rPr>
+    </w:lvl>
+    <w:lvl w:ilvl="1" w:tplc="04190019" w:tentative="1">
+      <w:start w:val="1"/>
+      <w:numFmt w:val="lowerLetter"/>
+      <w:lvlText w:val="%2."/>
+      <w:lvlJc w:val="left"/>
+      <w:pPr>
+        <w:ind w:left="2149" w:hanging="360"/>
+      </w:pPr>
+    </w:lvl>
+    <w:lvl w:ilvl="2" w:tplc="0419001B" w:tentative="1">
+      <w:start w:val="1"/>
+      <w:numFmt w:val="lowerRoman"/>
+      <w:lvlText w:val="%3."/>
+      <w:lvlJc w:val="right"/>
+      <w:pPr>
+        <w:ind w:left="2869" w:hanging="180"/>
+      </w:pPr>
+    </w:lvl>
+    <w:lvl w:ilvl="3" w:tplc="0419000F" w:tentative="1">
+      <w:start w:val="1"/>
+      <w:numFmt w:val="decimal"/>
+      <w:lvlText w:val="%4."/>
+      <w:lvlJc w:val="left"/>
+      <w:pPr>
+        <w:ind w:left="3589" w:hanging="360"/>
+      </w:pPr>
+    </w:lvl>
+    <w:lvl w:ilvl="4" w:tplc="04190019" w:tentative="1">
+      <w:start w:val="1"/>
+      <w:numFmt w:val="lowerLetter"/>
+      <w:lvlText w:val="%5."/>
+      <w:lvlJc w:val="left"/>
+      <w:pPr>
+        <w:ind w:left="4309" w:hanging="360"/>
+      </w:pPr>
+    </w:lvl>
+    <w:lvl w:ilvl="5" w:tplc="0419001B" w:tentative="1">
+      <w:start w:val="1"/>
+      <w:numFmt w:val="lowerRoman"/>
+      <w:lvlText w:val="%6."/>
+      <w:lvlJc w:val="right"/>
+      <w:pPr>
+        <w:ind w:left="5029" w:hanging="180"/>
+      </w:pPr>
+    </w:lvl>
+    <w:lvl w:ilvl="6" w:tplc="0419000F" w:tentative="1">
+      <w:start w:val="1"/>
+      <w:numFmt w:val="decimal"/>
+      <w:lvlText w:val="%7."/>
+      <w:lvlJc w:val="left"/>
+      <w:pPr>
+        <w:ind w:left="5749" w:hanging="360"/>
+      </w:pPr>
+    </w:lvl>
+    <w:lvl w:ilvl="7" w:tplc="04190019" w:tentative="1">
+      <w:start w:val="1"/>
+      <w:numFmt w:val="lowerLetter"/>
+      <w:lvlText w:val="%8."/>
+      <w:lvlJc w:val="left"/>
+      <w:pPr>
+        <w:ind w:left="6469" w:hanging="360"/>
+      </w:pPr>
+    </w:lvl>
+    <w:lvl w:ilvl="8" w:tplc="0419001B" w:tentative="1">
+      <w:start w:val="1"/>
+      <w:numFmt w:val="lowerRoman"/>
+      <w:lvlText w:val="%9."/>
+      <w:lvlJc w:val="right"/>
+      <w:pPr>
+        <w:ind w:left="7189" w:hanging="180"/>
+      </w:pPr>
+    </w:lvl>
+  </w:abstractNum>
+  <w:abstractNum w:abstractNumId="12" w15:restartNumberingAfterBreak="0">
     <w:nsid w:val="4F8618C5"/>
     <w:multiLevelType w:val="multilevel"/>
     <w:tmpl w:val="E1564862"/>
@@ -5427,7 +6904,7 @@
       </w:rPr>
     </w:lvl>
   </w:abstractNum>
-  <w:abstractNum w:abstractNumId="12" w15:restartNumberingAfterBreak="0">
+  <w:abstractNum w:abstractNumId="13" w15:restartNumberingAfterBreak="0">
     <w:nsid w:val="504F3C98"/>
     <w:multiLevelType w:val="multilevel"/>
     <w:tmpl w:val="B3F4410A"/>
@@ -5540,7 +7017,120 @@
       </w:rPr>
     </w:lvl>
   </w:abstractNum>
-  <w:abstractNum w:abstractNumId="13" w15:restartNumberingAfterBreak="0">
+  <w:abstractNum w:abstractNumId="14" w15:restartNumberingAfterBreak="0">
+    <w:nsid w:val="522400C4"/>
+    <w:multiLevelType w:val="hybridMultilevel"/>
+    <w:tmpl w:val="9A7AD452"/>
+    <w:lvl w:ilvl="0" w:tplc="2D8247FE">
+      <w:start w:val="1"/>
+      <w:numFmt w:val="bullet"/>
+      <w:lvlText w:val=""/>
+      <w:lvlJc w:val="left"/>
+      <w:pPr>
+        <w:ind w:left="1429" w:hanging="360"/>
+      </w:pPr>
+      <w:rPr>
+        <w:rFonts w:ascii="Symbol" w:hAnsi="Symbol" w:hint="default"/>
+      </w:rPr>
+    </w:lvl>
+    <w:lvl w:ilvl="1" w:tplc="04190003" w:tentative="1">
+      <w:start w:val="1"/>
+      <w:numFmt w:val="bullet"/>
+      <w:lvlText w:val="o"/>
+      <w:lvlJc w:val="left"/>
+      <w:pPr>
+        <w:ind w:left="2149" w:hanging="360"/>
+      </w:pPr>
+      <w:rPr>
+        <w:rFonts w:ascii="Courier New" w:hAnsi="Courier New" w:cs="Courier New" w:hint="default"/>
+      </w:rPr>
+    </w:lvl>
+    <w:lvl w:ilvl="2" w:tplc="04190005" w:tentative="1">
+      <w:start w:val="1"/>
+      <w:numFmt w:val="bullet"/>
+      <w:lvlText w:val=""/>
+      <w:lvlJc w:val="left"/>
+      <w:pPr>
+        <w:ind w:left="2869" w:hanging="360"/>
+      </w:pPr>
+      <w:rPr>
+        <w:rFonts w:ascii="Wingdings" w:hAnsi="Wingdings" w:hint="default"/>
+      </w:rPr>
+    </w:lvl>
+    <w:lvl w:ilvl="3" w:tplc="04190001" w:tentative="1">
+      <w:start w:val="1"/>
+      <w:numFmt w:val="bullet"/>
+      <w:lvlText w:val=""/>
+      <w:lvlJc w:val="left"/>
+      <w:pPr>
+        <w:ind w:left="3589" w:hanging="360"/>
+      </w:pPr>
+      <w:rPr>
+        <w:rFonts w:ascii="Symbol" w:hAnsi="Symbol" w:hint="default"/>
+      </w:rPr>
+    </w:lvl>
+    <w:lvl w:ilvl="4" w:tplc="04190003" w:tentative="1">
+      <w:start w:val="1"/>
+      <w:numFmt w:val="bullet"/>
+      <w:lvlText w:val="o"/>
+      <w:lvlJc w:val="left"/>
+      <w:pPr>
+        <w:ind w:left="4309" w:hanging="360"/>
+      </w:pPr>
+      <w:rPr>
+        <w:rFonts w:ascii="Courier New" w:hAnsi="Courier New" w:cs="Courier New" w:hint="default"/>
+      </w:rPr>
+    </w:lvl>
+    <w:lvl w:ilvl="5" w:tplc="04190005" w:tentative="1">
+      <w:start w:val="1"/>
+      <w:numFmt w:val="bullet"/>
+      <w:lvlText w:val=""/>
+      <w:lvlJc w:val="left"/>
+      <w:pPr>
+        <w:ind w:left="5029" w:hanging="360"/>
+      </w:pPr>
+      <w:rPr>
+        <w:rFonts w:ascii="Wingdings" w:hAnsi="Wingdings" w:hint="default"/>
+      </w:rPr>
+    </w:lvl>
+    <w:lvl w:ilvl="6" w:tplc="04190001" w:tentative="1">
+      <w:start w:val="1"/>
+      <w:numFmt w:val="bullet"/>
+      <w:lvlText w:val=""/>
+      <w:lvlJc w:val="left"/>
+      <w:pPr>
+        <w:ind w:left="5749" w:hanging="360"/>
+      </w:pPr>
+      <w:rPr>
+        <w:rFonts w:ascii="Symbol" w:hAnsi="Symbol" w:hint="default"/>
+      </w:rPr>
+    </w:lvl>
+    <w:lvl w:ilvl="7" w:tplc="04190003" w:tentative="1">
+      <w:start w:val="1"/>
+      <w:numFmt w:val="bullet"/>
+      <w:lvlText w:val="o"/>
+      <w:lvlJc w:val="left"/>
+      <w:pPr>
+        <w:ind w:left="6469" w:hanging="360"/>
+      </w:pPr>
+      <w:rPr>
+        <w:rFonts w:ascii="Courier New" w:hAnsi="Courier New" w:cs="Courier New" w:hint="default"/>
+      </w:rPr>
+    </w:lvl>
+    <w:lvl w:ilvl="8" w:tplc="04190005" w:tentative="1">
+      <w:start w:val="1"/>
+      <w:numFmt w:val="bullet"/>
+      <w:lvlText w:val=""/>
+      <w:lvlJc w:val="left"/>
+      <w:pPr>
+        <w:ind w:left="7189" w:hanging="360"/>
+      </w:pPr>
+      <w:rPr>
+        <w:rFonts w:ascii="Wingdings" w:hAnsi="Wingdings" w:hint="default"/>
+      </w:rPr>
+    </w:lvl>
+  </w:abstractNum>
+  <w:abstractNum w:abstractNumId="15" w15:restartNumberingAfterBreak="0">
     <w:nsid w:val="5D3348F5"/>
     <w:multiLevelType w:val="multilevel"/>
     <w:tmpl w:val="273A2BCE"/>
@@ -5689,7 +7279,7 @@
       </w:rPr>
     </w:lvl>
   </w:abstractNum>
-  <w:abstractNum w:abstractNumId="14" w15:restartNumberingAfterBreak="0">
+  <w:abstractNum w:abstractNumId="16" w15:restartNumberingAfterBreak="0">
     <w:nsid w:val="60235726"/>
     <w:multiLevelType w:val="multilevel"/>
     <w:tmpl w:val="3ECC8596"/>
@@ -5802,7 +7392,96 @@
       </w:rPr>
     </w:lvl>
   </w:abstractNum>
-  <w:abstractNum w:abstractNumId="15" w15:restartNumberingAfterBreak="0">
+  <w:abstractNum w:abstractNumId="17" w15:restartNumberingAfterBreak="0">
+    <w:nsid w:val="61D0410B"/>
+    <w:multiLevelType w:val="hybridMultilevel"/>
+    <w:tmpl w:val="7552671E"/>
+    <w:lvl w:ilvl="0" w:tplc="7224727C">
+      <w:start w:val="1"/>
+      <w:numFmt w:val="decimal"/>
+      <w:lvlText w:val="%1"/>
+      <w:lvlJc w:val="left"/>
+      <w:pPr>
+        <w:ind w:left="720" w:hanging="360"/>
+      </w:pPr>
+      <w:rPr>
+        <w:rFonts w:hint="default"/>
+      </w:rPr>
+    </w:lvl>
+    <w:lvl w:ilvl="1" w:tplc="04190019" w:tentative="1">
+      <w:start w:val="1"/>
+      <w:numFmt w:val="lowerLetter"/>
+      <w:lvlText w:val="%2."/>
+      <w:lvlJc w:val="left"/>
+      <w:pPr>
+        <w:ind w:left="1440" w:hanging="360"/>
+      </w:pPr>
+    </w:lvl>
+    <w:lvl w:ilvl="2" w:tplc="0419001B" w:tentative="1">
+      <w:start w:val="1"/>
+      <w:numFmt w:val="lowerRoman"/>
+      <w:lvlText w:val="%3."/>
+      <w:lvlJc w:val="right"/>
+      <w:pPr>
+        <w:ind w:left="2160" w:hanging="180"/>
+      </w:pPr>
+    </w:lvl>
+    <w:lvl w:ilvl="3" w:tplc="0419000F" w:tentative="1">
+      <w:start w:val="1"/>
+      <w:numFmt w:val="decimal"/>
+      <w:lvlText w:val="%4."/>
+      <w:lvlJc w:val="left"/>
+      <w:pPr>
+        <w:ind w:left="2880" w:hanging="360"/>
+      </w:pPr>
+    </w:lvl>
+    <w:lvl w:ilvl="4" w:tplc="04190019" w:tentative="1">
+      <w:start w:val="1"/>
+      <w:numFmt w:val="lowerLetter"/>
+      <w:lvlText w:val="%5."/>
+      <w:lvlJc w:val="left"/>
+      <w:pPr>
+        <w:ind w:left="3600" w:hanging="360"/>
+      </w:pPr>
+    </w:lvl>
+    <w:lvl w:ilvl="5" w:tplc="0419001B" w:tentative="1">
+      <w:start w:val="1"/>
+      <w:numFmt w:val="lowerRoman"/>
+      <w:lvlText w:val="%6."/>
+      <w:lvlJc w:val="right"/>
+      <w:pPr>
+        <w:ind w:left="4320" w:hanging="180"/>
+      </w:pPr>
+    </w:lvl>
+    <w:lvl w:ilvl="6" w:tplc="0419000F" w:tentative="1">
+      <w:start w:val="1"/>
+      <w:numFmt w:val="decimal"/>
+      <w:lvlText w:val="%7."/>
+      <w:lvlJc w:val="left"/>
+      <w:pPr>
+        <w:ind w:left="5040" w:hanging="360"/>
+      </w:pPr>
+    </w:lvl>
+    <w:lvl w:ilvl="7" w:tplc="04190019" w:tentative="1">
+      <w:start w:val="1"/>
+      <w:numFmt w:val="lowerLetter"/>
+      <w:lvlText w:val="%8."/>
+      <w:lvlJc w:val="left"/>
+      <w:pPr>
+        <w:ind w:left="5760" w:hanging="360"/>
+      </w:pPr>
+    </w:lvl>
+    <w:lvl w:ilvl="8" w:tplc="0419001B" w:tentative="1">
+      <w:start w:val="1"/>
+      <w:numFmt w:val="lowerRoman"/>
+      <w:lvlText w:val="%9."/>
+      <w:lvlJc w:val="right"/>
+      <w:pPr>
+        <w:ind w:left="6480" w:hanging="180"/>
+      </w:pPr>
+    </w:lvl>
+  </w:abstractNum>
+  <w:abstractNum w:abstractNumId="18" w15:restartNumberingAfterBreak="0">
     <w:nsid w:val="631901E6"/>
     <w:multiLevelType w:val="multilevel"/>
     <w:tmpl w:val="FB442808"/>
@@ -5915,7 +7594,7 @@
       </w:rPr>
     </w:lvl>
   </w:abstractNum>
-  <w:abstractNum w:abstractNumId="16" w15:restartNumberingAfterBreak="0">
+  <w:abstractNum w:abstractNumId="19" w15:restartNumberingAfterBreak="0">
     <w:nsid w:val="6E62691C"/>
     <w:multiLevelType w:val="multilevel"/>
     <w:tmpl w:val="361C5DEC"/>
@@ -6004,7 +7683,7 @@
       </w:pPr>
     </w:lvl>
   </w:abstractNum>
-  <w:abstractNum w:abstractNumId="17" w15:restartNumberingAfterBreak="0">
+  <w:abstractNum w:abstractNumId="20" w15:restartNumberingAfterBreak="0">
     <w:nsid w:val="7D311FFA"/>
     <w:multiLevelType w:val="multilevel"/>
     <w:tmpl w:val="08F29AAA"/>
@@ -6093,7 +7772,7 @@
       </w:pPr>
     </w:lvl>
   </w:abstractNum>
-  <w:abstractNum w:abstractNumId="18" w15:restartNumberingAfterBreak="0">
+  <w:abstractNum w:abstractNumId="21" w15:restartNumberingAfterBreak="0">
     <w:nsid w:val="7FA52C22"/>
     <w:multiLevelType w:val="multilevel"/>
     <w:tmpl w:val="A830E2C4"/>
@@ -6210,25 +7889,25 @@
     <w:abstractNumId w:val="8"/>
   </w:num>
   <w:num w:numId="2" w16cid:durableId="932739170">
-    <w:abstractNumId w:val="17"/>
+    <w:abstractNumId w:val="20"/>
   </w:num>
   <w:num w:numId="3" w16cid:durableId="1818111048">
-    <w:abstractNumId w:val="16"/>
+    <w:abstractNumId w:val="19"/>
   </w:num>
   <w:num w:numId="4" w16cid:durableId="1081491071">
-    <w:abstractNumId w:val="13"/>
+    <w:abstractNumId w:val="15"/>
   </w:num>
   <w:num w:numId="5" w16cid:durableId="1843008234">
     <w:abstractNumId w:val="10"/>
   </w:num>
   <w:num w:numId="6" w16cid:durableId="2029284351">
-    <w:abstractNumId w:val="11"/>
+    <w:abstractNumId w:val="12"/>
   </w:num>
   <w:num w:numId="7" w16cid:durableId="271934264">
     <w:abstractNumId w:val="6"/>
   </w:num>
   <w:num w:numId="8" w16cid:durableId="894706851">
-    <w:abstractNumId w:val="18"/>
+    <w:abstractNumId w:val="21"/>
   </w:num>
   <w:num w:numId="9" w16cid:durableId="703218535">
     <w:abstractNumId w:val="9"/>
@@ -6240,7 +7919,7 @@
     <w:abstractNumId w:val="5"/>
   </w:num>
   <w:num w:numId="12" w16cid:durableId="948900086">
-    <w:abstractNumId w:val="12"/>
+    <w:abstractNumId w:val="13"/>
   </w:num>
   <w:num w:numId="13" w16cid:durableId="2061590700">
     <w:abstractNumId w:val="7"/>
@@ -6252,7 +7931,7 @@
     <w:abstractNumId w:val="0"/>
   </w:num>
   <w:num w:numId="16" w16cid:durableId="1568495278">
-    <w:abstractNumId w:val="15"/>
+    <w:abstractNumId w:val="18"/>
   </w:num>
   <w:num w:numId="17" w16cid:durableId="1557202628">
     <w:abstractNumId w:val="2"/>
@@ -6261,6 +7940,15 @@
     <w:abstractNumId w:val="1"/>
   </w:num>
   <w:num w:numId="19" w16cid:durableId="626083043">
+    <w:abstractNumId w:val="16"/>
+  </w:num>
+  <w:num w:numId="20" w16cid:durableId="1114978179">
+    <w:abstractNumId w:val="17"/>
+  </w:num>
+  <w:num w:numId="21" w16cid:durableId="43138644">
+    <w:abstractNumId w:val="11"/>
+  </w:num>
+  <w:num w:numId="22" w16cid:durableId="223756654">
     <w:abstractNumId w:val="14"/>
   </w:num>
 </w:numbering>
@@ -6850,7 +8538,6 @@
   <w:style w:type="character" w:default="1" w:styleId="a0">
     <w:name w:val="Default Paragraph Font"/>
     <w:uiPriority w:val="1"/>
-    <w:semiHidden/>
     <w:unhideWhenUsed/>
   </w:style>
   <w:style w:type="table" w:default="1" w:styleId="a1">

--- a/Курсовая_работа№2_Иванченко_Павла.docx
+++ b/Курсовая_работа№2_Иванченко_Павла.docx
@@ -2282,7 +2282,13 @@
         <w:pStyle w:val="afc"/>
       </w:pPr>
       <w:r>
-        <w:t xml:space="preserve">Каждое из этих мероприятий ориентировано на определённую целевую аудиторию. Так, соревнования, олимпиады и </w:t>
+        <w:t>Каждое из этих мероприятий ориентировано на определ</w:t>
+      </w:r>
+      <w:r>
+        <w:t>е</w:t>
+      </w:r>
+      <w:r>
+        <w:t xml:space="preserve">нную целевую аудиторию. Так, соревнования, олимпиады и </w:t>
       </w:r>
       <w:proofErr w:type="spellStart"/>
       <w:r>
@@ -4163,19 +4169,10 @@
         <w:t>Пользуясь этой информацией, создадим макет сайта</w:t>
       </w:r>
       <w:r>
-        <w:t xml:space="preserve">, </w:t>
-      </w:r>
-      <w:r>
-        <w:t xml:space="preserve">используя онлайн-сервис </w:t>
-      </w:r>
-      <w:r>
-        <w:rPr>
-          <w:lang w:val="en-US"/>
-        </w:rPr>
-        <w:t>Figma</w:t>
-      </w:r>
-      <w:r>
-        <w:t>. Нам понадобится</w:t>
+        <w:t xml:space="preserve">. </w:t>
+      </w:r>
+      <w:r>
+        <w:t>Нам понадобится</w:t>
       </w:r>
       <w:r>
         <w:t xml:space="preserve"> разработать четыре основных вида страниц:</w:t>
@@ -4336,9 +4333,91 @@
       <w:pPr>
         <w:pStyle w:val="afc"/>
         <w:rPr>
+          <w:lang w:eastAsia="ar-SA"/>
+        </w:rPr>
+      </w:pPr>
+    </w:p>
+    <w:p>
+      <w:pPr>
+        <w:pStyle w:val="afc"/>
+        <w:rPr>
+          <w:lang w:eastAsia="ar-SA"/>
+        </w:rPr>
+      </w:pPr>
+      <w:r>
+        <w:rPr>
+          <w:lang w:eastAsia="ar-SA"/>
+        </w:rPr>
+        <w:t>В качестве основы серверной части</w:t>
+      </w:r>
+      <w:r>
+        <w:rPr>
+          <w:lang w:eastAsia="ar-SA"/>
+        </w:rPr>
+        <w:t xml:space="preserve"> </w:t>
+      </w:r>
+      <w:r>
+        <w:rPr>
+          <w:lang w:eastAsia="ar-SA"/>
+        </w:rPr>
+        <w:t>рассмотрим</w:t>
+      </w:r>
+      <w:r>
+        <w:rPr>
+          <w:lang w:eastAsia="ar-SA"/>
+        </w:rPr>
+        <w:t xml:space="preserve"> стек, основанный на </w:t>
+      </w:r>
+      <w:r>
+        <w:rPr>
           <w:lang w:val="en-US" w:eastAsia="ar-SA"/>
         </w:rPr>
-      </w:pPr>
+        <w:t>Node</w:t>
+      </w:r>
+      <w:r>
+        <w:rPr>
+          <w:lang w:eastAsia="ar-SA"/>
+        </w:rPr>
+        <w:t>.</w:t>
+      </w:r>
+      <w:proofErr w:type="spellStart"/>
+      <w:r>
+        <w:rPr>
+          <w:lang w:val="en-US" w:eastAsia="ar-SA"/>
+        </w:rPr>
+        <w:t>js</w:t>
+      </w:r>
+      <w:proofErr w:type="spellEnd"/>
+      <w:r>
+        <w:rPr>
+          <w:lang w:eastAsia="ar-SA"/>
+        </w:rPr>
+        <w:t xml:space="preserve"> </w:t>
+      </w:r>
+      <w:r>
+        <w:rPr>
+          <w:lang w:eastAsia="ar-SA"/>
+        </w:rPr>
+        <w:t xml:space="preserve">и </w:t>
+      </w:r>
+      <w:r>
+        <w:rPr>
+          <w:lang w:val="en-US" w:eastAsia="ar-SA"/>
+        </w:rPr>
+        <w:t>Express</w:t>
+      </w:r>
+      <w:r>
+        <w:rPr>
+          <w:lang w:eastAsia="ar-SA"/>
+        </w:rPr>
+        <w:t>.</w:t>
+      </w:r>
+      <w:r>
+        <w:rPr>
+          <w:lang w:eastAsia="ar-SA"/>
+        </w:rPr>
+        <w:t xml:space="preserve"> </w:t>
+      </w:r>
     </w:p>
     <w:p>
       <w:pPr>
@@ -4349,10 +4428,24 @@
       </w:pPr>
       <w:r>
         <w:rPr>
+          <w:lang w:val="en-US" w:eastAsia="ar-SA"/>
+        </w:rPr>
+        <w:t>Node</w:t>
+      </w:r>
+      <w:r>
+        <w:rPr>
           <w:lang w:eastAsia="ar-SA"/>
         </w:rPr>
-        <w:t>В качестве основы серверной части</w:t>
-      </w:r>
+        <w:t>.</w:t>
+      </w:r>
+      <w:proofErr w:type="spellStart"/>
+      <w:r>
+        <w:rPr>
+          <w:lang w:val="en-US" w:eastAsia="ar-SA"/>
+        </w:rPr>
+        <w:t>js</w:t>
+      </w:r>
+      <w:proofErr w:type="spellEnd"/>
       <w:r>
         <w:rPr>
           <w:lang w:eastAsia="ar-SA"/>
@@ -4363,109 +4456,7 @@
         <w:rPr>
           <w:lang w:eastAsia="ar-SA"/>
         </w:rPr>
-        <w:t>рассмотрим</w:t>
-      </w:r>
-      <w:r>
-        <w:rPr>
-          <w:lang w:eastAsia="ar-SA"/>
-        </w:rPr>
-        <w:t xml:space="preserve"> стек, основанный на </w:t>
-      </w:r>
-      <w:r>
-        <w:rPr>
-          <w:lang w:val="en-US" w:eastAsia="ar-SA"/>
-        </w:rPr>
-        <w:t>Node</w:t>
-      </w:r>
-      <w:r>
-        <w:rPr>
-          <w:lang w:eastAsia="ar-SA"/>
-        </w:rPr>
-        <w:t>.</w:t>
-      </w:r>
-      <w:proofErr w:type="spellStart"/>
-      <w:r>
-        <w:rPr>
-          <w:lang w:val="en-US" w:eastAsia="ar-SA"/>
-        </w:rPr>
-        <w:t>js</w:t>
-      </w:r>
-      <w:proofErr w:type="spellEnd"/>
-      <w:r>
-        <w:rPr>
-          <w:lang w:eastAsia="ar-SA"/>
-        </w:rPr>
-        <w:t xml:space="preserve"> </w:t>
-      </w:r>
-      <w:r>
-        <w:rPr>
-          <w:lang w:eastAsia="ar-SA"/>
-        </w:rPr>
-        <w:t xml:space="preserve">и </w:t>
-      </w:r>
-      <w:r>
-        <w:rPr>
-          <w:lang w:val="en-US" w:eastAsia="ar-SA"/>
-        </w:rPr>
-        <w:t>Express</w:t>
-      </w:r>
-      <w:r>
-        <w:rPr>
-          <w:lang w:eastAsia="ar-SA"/>
-        </w:rPr>
-        <w:t>.</w:t>
-      </w:r>
-      <w:r>
-        <w:rPr>
-          <w:lang w:eastAsia="ar-SA"/>
-        </w:rPr>
-        <w:t xml:space="preserve"> </w:t>
-      </w:r>
-    </w:p>
-    <w:p>
-      <w:pPr>
-        <w:pStyle w:val="afc"/>
-        <w:rPr>
-          <w:lang w:eastAsia="ar-SA"/>
-        </w:rPr>
-      </w:pPr>
-      <w:r>
-        <w:rPr>
-          <w:lang w:val="en-US" w:eastAsia="ar-SA"/>
-        </w:rPr>
-        <w:t>Node</w:t>
-      </w:r>
-      <w:r>
-        <w:rPr>
-          <w:lang w:eastAsia="ar-SA"/>
-        </w:rPr>
-        <w:t>.</w:t>
-      </w:r>
-      <w:proofErr w:type="spellStart"/>
-      <w:r>
-        <w:rPr>
-          <w:lang w:val="en-US" w:eastAsia="ar-SA"/>
-        </w:rPr>
-        <w:t>js</w:t>
-      </w:r>
-      <w:proofErr w:type="spellEnd"/>
-      <w:r>
-        <w:rPr>
-          <w:lang w:eastAsia="ar-SA"/>
-        </w:rPr>
-        <w:t xml:space="preserve"> </w:t>
-      </w:r>
-      <w:r>
-        <w:rPr>
-          <w:lang w:eastAsia="ar-SA"/>
-        </w:rPr>
-        <w:t xml:space="preserve">– это платформа, </w:t>
-      </w:r>
-      <w:r>
-        <w:rPr>
-          <w:lang w:eastAsia="ar-SA"/>
-        </w:rPr>
-        <w:t xml:space="preserve">написанная на языке </w:t>
+        <w:t xml:space="preserve">– это платформа, написанная на языке </w:t>
       </w:r>
       <w:r>
         <w:rPr>
@@ -4835,6 +4826,349 @@
           <w:lang w:eastAsia="ar-SA"/>
         </w:rPr>
         <w:t>и других вспомогательных инструментов.</w:t>
+      </w:r>
+    </w:p>
+    <w:p>
+      <w:pPr>
+        <w:pStyle w:val="afc"/>
+        <w:rPr>
+          <w:lang w:eastAsia="ar-SA"/>
+        </w:rPr>
+      </w:pPr>
+      <w:proofErr w:type="spellStart"/>
+      <w:r>
+        <w:rPr>
+          <w:lang w:eastAsia="ar-SA"/>
+        </w:rPr>
+        <w:t>ReactJS</w:t>
+      </w:r>
+      <w:proofErr w:type="spellEnd"/>
+      <w:r>
+        <w:rPr>
+          <w:lang w:eastAsia="ar-SA"/>
+        </w:rPr>
+        <w:t xml:space="preserve"> — это популярная JavaScript-библиотека,</w:t>
+      </w:r>
+      <w:r>
+        <w:rPr>
+          <w:lang w:eastAsia="ar-SA"/>
+        </w:rPr>
+        <w:t xml:space="preserve"> </w:t>
+      </w:r>
+      <w:r>
+        <w:rPr>
+          <w:lang w:eastAsia="ar-SA"/>
+        </w:rPr>
+        <w:t xml:space="preserve">предназначенная для создания пользовательских интерфейсов. Основное преимущество </w:t>
+      </w:r>
+      <w:proofErr w:type="spellStart"/>
+      <w:r>
+        <w:rPr>
+          <w:lang w:eastAsia="ar-SA"/>
+        </w:rPr>
+        <w:t>React</w:t>
+      </w:r>
+      <w:proofErr w:type="spellEnd"/>
+      <w:r>
+        <w:rPr>
+          <w:lang w:eastAsia="ar-SA"/>
+        </w:rPr>
+        <w:t xml:space="preserve"> заключается в использовании виртуального DOM, который позволяет эффективно обновлять и рендерить только те компоненты, которые действительно изменились. Благодаря компонентному подходу </w:t>
+      </w:r>
+      <w:proofErr w:type="spellStart"/>
+      <w:r>
+        <w:rPr>
+          <w:lang w:eastAsia="ar-SA"/>
+        </w:rPr>
+        <w:t>React</w:t>
+      </w:r>
+      <w:proofErr w:type="spellEnd"/>
+      <w:r>
+        <w:rPr>
+          <w:lang w:eastAsia="ar-SA"/>
+        </w:rPr>
+        <w:t xml:space="preserve"> способствует модульной и </w:t>
+      </w:r>
+      <w:proofErr w:type="spellStart"/>
+      <w:r>
+        <w:rPr>
+          <w:lang w:eastAsia="ar-SA"/>
+        </w:rPr>
+        <w:t>переиспользуемой</w:t>
+      </w:r>
+      <w:proofErr w:type="spellEnd"/>
+      <w:r>
+        <w:rPr>
+          <w:lang w:eastAsia="ar-SA"/>
+        </w:rPr>
+        <w:t xml:space="preserve"> архитектуре, облегчая сопровождение и масштабирование проекта.</w:t>
+      </w:r>
+    </w:p>
+    <w:p>
+      <w:pPr>
+        <w:pStyle w:val="afc"/>
+        <w:rPr>
+          <w:lang w:eastAsia="ar-SA"/>
+        </w:rPr>
+      </w:pPr>
+      <w:r>
+        <w:rPr>
+          <w:lang w:eastAsia="ar-SA"/>
+        </w:rPr>
+        <w:t xml:space="preserve">Для стилизации компонентов и быстрой разработки UI был выбран </w:t>
+      </w:r>
+      <w:proofErr w:type="spellStart"/>
+      <w:r>
+        <w:rPr>
+          <w:lang w:eastAsia="ar-SA"/>
+        </w:rPr>
+        <w:t>React</w:t>
+      </w:r>
+      <w:proofErr w:type="spellEnd"/>
+      <w:r>
+        <w:rPr>
+          <w:lang w:eastAsia="ar-SA"/>
+        </w:rPr>
+        <w:t xml:space="preserve"> </w:t>
+      </w:r>
+      <w:proofErr w:type="spellStart"/>
+      <w:r>
+        <w:rPr>
+          <w:lang w:eastAsia="ar-SA"/>
+        </w:rPr>
+        <w:t>Bootstrap</w:t>
+      </w:r>
+      <w:proofErr w:type="spellEnd"/>
+      <w:r>
+        <w:rPr>
+          <w:lang w:eastAsia="ar-SA"/>
+        </w:rPr>
+        <w:t xml:space="preserve"> — библиотека, обеспечивающая интеграцию популярных компонентов </w:t>
+      </w:r>
+      <w:proofErr w:type="spellStart"/>
+      <w:r>
+        <w:rPr>
+          <w:lang w:eastAsia="ar-SA"/>
+        </w:rPr>
+        <w:t>Bootstrap</w:t>
+      </w:r>
+      <w:proofErr w:type="spellEnd"/>
+      <w:r>
+        <w:rPr>
+          <w:lang w:eastAsia="ar-SA"/>
+        </w:rPr>
+        <w:t xml:space="preserve"> с </w:t>
+      </w:r>
+      <w:proofErr w:type="spellStart"/>
+      <w:r>
+        <w:rPr>
+          <w:lang w:eastAsia="ar-SA"/>
+        </w:rPr>
+        <w:t>React</w:t>
+      </w:r>
+      <w:proofErr w:type="spellEnd"/>
+      <w:r>
+        <w:rPr>
+          <w:lang w:eastAsia="ar-SA"/>
+        </w:rPr>
+        <w:t xml:space="preserve">. Она предоставляет готовые адаптивные элементы интерфейса, такие как кнопки, формы, модальные окна и навигационные панели, реализованные в виде </w:t>
+      </w:r>
+      <w:proofErr w:type="spellStart"/>
+      <w:r>
+        <w:rPr>
+          <w:lang w:eastAsia="ar-SA"/>
+        </w:rPr>
+        <w:t>React</w:t>
+      </w:r>
+      <w:proofErr w:type="spellEnd"/>
+      <w:r>
+        <w:rPr>
+          <w:lang w:eastAsia="ar-SA"/>
+        </w:rPr>
+        <w:t>-компонентов. Это позволяет существенно ускорить процесс верстки и добиться единообразия внешнего вида приложения.</w:t>
+      </w:r>
+    </w:p>
+    <w:p>
+      <w:pPr>
+        <w:pStyle w:val="afc"/>
+        <w:rPr>
+          <w:lang w:eastAsia="ar-SA"/>
+        </w:rPr>
+      </w:pPr>
+      <w:r>
+        <w:rPr>
+          <w:lang w:eastAsia="ar-SA"/>
+        </w:rPr>
+        <w:t xml:space="preserve">Для управления состоянием приложения применяется библиотека </w:t>
+      </w:r>
+      <w:proofErr w:type="spellStart"/>
+      <w:r>
+        <w:rPr>
+          <w:lang w:eastAsia="ar-SA"/>
+        </w:rPr>
+        <w:t>mobx</w:t>
+      </w:r>
+      <w:proofErr w:type="spellEnd"/>
+      <w:r>
+        <w:rPr>
+          <w:lang w:eastAsia="ar-SA"/>
+        </w:rPr>
+        <w:t>, а именно е</w:t>
+      </w:r>
+      <w:r>
+        <w:rPr>
+          <w:lang w:eastAsia="ar-SA"/>
+        </w:rPr>
+        <w:t>е</w:t>
+      </w:r>
+      <w:r>
+        <w:rPr>
+          <w:lang w:eastAsia="ar-SA"/>
+        </w:rPr>
+        <w:t xml:space="preserve"> облегч</w:t>
+      </w:r>
+      <w:r>
+        <w:rPr>
+          <w:lang w:eastAsia="ar-SA"/>
+        </w:rPr>
+        <w:t>е</w:t>
+      </w:r>
+      <w:r>
+        <w:rPr>
+          <w:lang w:eastAsia="ar-SA"/>
+        </w:rPr>
+        <w:t>нная об</w:t>
+      </w:r>
+      <w:r>
+        <w:rPr>
+          <w:lang w:eastAsia="ar-SA"/>
+        </w:rPr>
+        <w:t>е</w:t>
+      </w:r>
+      <w:r>
+        <w:rPr>
+          <w:lang w:eastAsia="ar-SA"/>
+        </w:rPr>
+        <w:t xml:space="preserve">ртка </w:t>
+      </w:r>
+      <w:proofErr w:type="spellStart"/>
+      <w:r>
+        <w:rPr>
+          <w:lang w:eastAsia="ar-SA"/>
+        </w:rPr>
+        <w:t>mobx-react-lite</w:t>
+      </w:r>
+      <w:proofErr w:type="spellEnd"/>
+      <w:r>
+        <w:rPr>
+          <w:lang w:eastAsia="ar-SA"/>
+        </w:rPr>
+        <w:t xml:space="preserve">, ориентированная на функциональные компоненты. </w:t>
+      </w:r>
+      <w:proofErr w:type="spellStart"/>
+      <w:r>
+        <w:rPr>
+          <w:lang w:eastAsia="ar-SA"/>
+        </w:rPr>
+        <w:t>MobX</w:t>
+      </w:r>
+      <w:proofErr w:type="spellEnd"/>
+      <w:r>
+        <w:rPr>
+          <w:lang w:eastAsia="ar-SA"/>
+        </w:rPr>
+        <w:t xml:space="preserve"> реализует реактивный подход, позволяющий автоматически отслеживать зависимости и обновлять </w:t>
+      </w:r>
+      <w:r>
+        <w:rPr>
+          <w:lang w:eastAsia="ar-SA"/>
+        </w:rPr>
+        <w:lastRenderedPageBreak/>
+        <w:t>интерфейс при изменении состояния. Это делает код более предсказуемым и уменьшает необходимость в ручном управлении обновлениями компонентов.</w:t>
+      </w:r>
+    </w:p>
+    <w:p>
+      <w:pPr>
+        <w:pStyle w:val="afc"/>
+        <w:rPr>
+          <w:lang w:eastAsia="ar-SA"/>
+        </w:rPr>
+      </w:pPr>
+      <w:r>
+        <w:rPr>
+          <w:lang w:eastAsia="ar-SA"/>
+        </w:rPr>
+        <w:t xml:space="preserve">Для описания маршрутизации между страницами и компонентами используется библиотека </w:t>
+      </w:r>
+      <w:proofErr w:type="spellStart"/>
+      <w:r>
+        <w:rPr>
+          <w:lang w:eastAsia="ar-SA"/>
+        </w:rPr>
+        <w:t>react-router-dom</w:t>
+      </w:r>
+      <w:proofErr w:type="spellEnd"/>
+      <w:r>
+        <w:rPr>
+          <w:lang w:eastAsia="ar-SA"/>
+        </w:rPr>
+        <w:t xml:space="preserve">. Она позволяет реализовать навигацию без полной перезагрузки страницы. </w:t>
+      </w:r>
+      <w:proofErr w:type="spellStart"/>
+      <w:r>
+        <w:rPr>
+          <w:lang w:eastAsia="ar-SA"/>
+        </w:rPr>
+        <w:t>React</w:t>
+      </w:r>
+      <w:proofErr w:type="spellEnd"/>
+      <w:r>
+        <w:rPr>
+          <w:lang w:eastAsia="ar-SA"/>
+        </w:rPr>
+        <w:t xml:space="preserve"> </w:t>
+      </w:r>
+      <w:proofErr w:type="spellStart"/>
+      <w:r>
+        <w:rPr>
+          <w:lang w:eastAsia="ar-SA"/>
+        </w:rPr>
+        <w:t>Router</w:t>
+      </w:r>
+      <w:proofErr w:type="spellEnd"/>
+      <w:r>
+        <w:rPr>
+          <w:lang w:eastAsia="ar-SA"/>
+        </w:rPr>
+        <w:t xml:space="preserve"> обеспечивает поддержку вложенных маршрутов, параметров URL и других механизмов маршрутизации, необходимых для построения современного </w:t>
+      </w:r>
+      <w:proofErr w:type="spellStart"/>
+      <w:r>
+        <w:rPr>
+          <w:lang w:eastAsia="ar-SA"/>
+        </w:rPr>
+        <w:t>web</w:t>
+      </w:r>
+      <w:proofErr w:type="spellEnd"/>
+      <w:r>
+        <w:rPr>
+          <w:lang w:eastAsia="ar-SA"/>
+        </w:rPr>
+        <w:t>-приложения.</w:t>
+      </w:r>
+    </w:p>
+    <w:p>
+      <w:pPr>
+        <w:pStyle w:val="afc"/>
+        <w:rPr>
+          <w:lang w:eastAsia="ar-SA"/>
+        </w:rPr>
+      </w:pPr>
+      <w:r>
+        <w:rPr>
+          <w:lang w:eastAsia="ar-SA"/>
+        </w:rPr>
+        <w:t>Таким образом, выбранный стек технологий позволяет эффективно и удобно разрабатывать клиентскую часть приложения, обеспечивая высокую скорость отклика, удобство навигации, чистую архитектуру и гибкое управление состоянием.</w:t>
       </w:r>
     </w:p>
     <w:p>
